--- a/Deliverables.docx
+++ b/Deliverables.docx
@@ -2430,7 +2430,25 @@
           <w:sz w:val="24"/>
           <w:szCs w:val="24"/>
         </w:rPr>
-        <w:t>Studio Owners, who manage studios, courses, instructors, and pricing</w:t>
+        <w:t>Studio Owners, who mana</w:t>
+      </w:r>
+      <w:r>
+        <w:rPr>
+          <w:rFonts w:asciiTheme="minorHAnsi" w:eastAsiaTheme="minorHAnsi" w:hAnsiTheme="minorHAnsi" w:cstheme="minorBidi"/>
+          <w:color w:val="auto"/>
+          <w:sz w:val="24"/>
+          <w:szCs w:val="24"/>
+        </w:rPr>
+        <w:t>ge studios, courses</w:t>
+      </w:r>
+      <w:r>
+        <w:rPr>
+          <w:rFonts w:asciiTheme="minorHAnsi" w:eastAsiaTheme="minorHAnsi" w:hAnsiTheme="minorHAnsi" w:cstheme="minorBidi"/>
+          <w:color w:val="auto"/>
+          <w:sz w:val="24"/>
+          <w:szCs w:val="24"/>
+        </w:rPr>
+        <w:t>, and pricing</w:t>
       </w:r>
     </w:p>
     <w:p>
@@ -3685,119 +3703,117 @@
         </w:rPr>
         <w:t>3)</w:t>
       </w:r>
-      <w:bookmarkStart w:id="5" w:name="_GoBack"/>
+      <w:r>
+        <w:rPr>
+          <w:rFonts w:ascii="Times New Roman" w:eastAsia="Times New Roman" w:hAnsi="Times New Roman" w:cs="Times New Roman"/>
+        </w:rPr>
+        <w:t>Owner creates or edits a course</w:t>
+      </w:r>
+    </w:p>
+    <w:p>
+      <w:pPr>
+        <w:pStyle w:val="BodyText"/>
+        <w:rPr>
+          <w:rFonts w:ascii="Times New Roman" w:eastAsia="Times New Roman" w:hAnsi="Times New Roman" w:cs="Times New Roman"/>
+        </w:rPr>
+      </w:pPr>
+      <w:r>
+        <w:rPr>
+          <w:rFonts w:ascii="Times New Roman" w:eastAsia="Times New Roman" w:hAnsi="Times New Roman" w:cs="Times New Roman"/>
+        </w:rPr>
+        <w:t>4)</w:t>
+      </w:r>
+      <w:r>
+        <w:rPr>
+          <w:rFonts w:ascii="Times New Roman" w:eastAsia="Times New Roman" w:hAnsi="Times New Roman" w:cs="Times New Roman"/>
+        </w:rPr>
+        <w:t>Owner sets price and schedule</w:t>
+      </w:r>
+    </w:p>
+    <w:p>
+      <w:pPr>
+        <w:pStyle w:val="BodyText"/>
+        <w:rPr>
+          <w:rFonts w:ascii="Times New Roman" w:eastAsia="Times New Roman" w:hAnsi="Times New Roman" w:cs="Times New Roman"/>
+        </w:rPr>
+      </w:pPr>
+      <w:r>
+        <w:rPr>
+          <w:rFonts w:ascii="Times New Roman" w:eastAsia="Times New Roman" w:hAnsi="Times New Roman" w:cs="Times New Roman"/>
+        </w:rPr>
+        <w:t>5)</w:t>
+      </w:r>
+      <w:r>
+        <w:rPr>
+          <w:rFonts w:ascii="Times New Roman" w:eastAsia="Times New Roman" w:hAnsi="Times New Roman" w:cs="Times New Roman"/>
+        </w:rPr>
+        <w:t>System validates input</w:t>
+      </w:r>
+    </w:p>
+    <w:p>
+      <w:pPr>
+        <w:pStyle w:val="BodyText"/>
+        <w:rPr>
+          <w:rFonts w:ascii="Times New Roman" w:eastAsia="Times New Roman" w:hAnsi="Times New Roman" w:cs="Times New Roman"/>
+        </w:rPr>
+      </w:pPr>
+      <w:r>
+        <w:rPr>
+          <w:rFonts w:ascii="Times New Roman" w:eastAsia="Times New Roman" w:hAnsi="Times New Roman" w:cs="Times New Roman"/>
+        </w:rPr>
+        <w:t>6)</w:t>
+      </w:r>
+      <w:r>
+        <w:rPr>
+          <w:rFonts w:ascii="Times New Roman" w:eastAsia="Times New Roman" w:hAnsi="Times New Roman" w:cs="Times New Roman"/>
+        </w:rPr>
+        <w:t>System saves changes</w:t>
+      </w:r>
+    </w:p>
+    <w:p>
+      <w:pPr>
+        <w:pStyle w:val="BodyText"/>
+        <w:rPr>
+          <w:rFonts w:ascii="Times New Roman" w:eastAsia="Times New Roman" w:hAnsi="Times New Roman" w:cs="Times New Roman"/>
+        </w:rPr>
+      </w:pPr>
+      <w:r>
+        <w:rPr>
+          <w:rFonts w:ascii="Times New Roman" w:eastAsia="Times New Roman" w:hAnsi="Times New Roman" w:cs="Times New Roman"/>
+          <w:b/>
+        </w:rPr>
+        <w:t>Extensions</w:t>
+      </w:r>
+      <w:r>
+        <w:rPr>
+          <w:rFonts w:ascii="Times New Roman" w:eastAsia="Times New Roman" w:hAnsi="Times New Roman" w:cs="Times New Roman"/>
+        </w:rPr>
+        <w:t xml:space="preserve">: </w:t>
+      </w:r>
+      <w:r>
+        <w:rPr>
+          <w:rFonts w:ascii="Times New Roman" w:eastAsia="Times New Roman" w:hAnsi="Times New Roman" w:cs="Times New Roman"/>
+        </w:rPr>
+        <w:t>5a. Invalid data → system requests correction</w:t>
+      </w:r>
+    </w:p>
+    <w:p>
+      <w:pPr>
+        <w:pStyle w:val="BodyText"/>
+      </w:pPr>
+    </w:p>
+    <w:p>
+      <w:pPr>
+        <w:pStyle w:val="Heading3"/>
+      </w:pPr>
+      <w:bookmarkStart w:id="5" w:name="_Toc193372757"/>
+      <w:r>
+        <w:t xml:space="preserve">UML </w:t>
+      </w:r>
+      <w:r>
+        <w:t>Use Case Diagrams</w:t>
+      </w:r>
       <w:bookmarkEnd w:id="5"/>
-      <w:r>
-        <w:rPr>
-          <w:rFonts w:ascii="Times New Roman" w:eastAsia="Times New Roman" w:hAnsi="Times New Roman" w:cs="Times New Roman"/>
-        </w:rPr>
-        <w:t>Owner creates or edits a course</w:t>
-      </w:r>
-    </w:p>
-    <w:p>
-      <w:pPr>
-        <w:pStyle w:val="BodyText"/>
-        <w:rPr>
-          <w:rFonts w:ascii="Times New Roman" w:eastAsia="Times New Roman" w:hAnsi="Times New Roman" w:cs="Times New Roman"/>
-        </w:rPr>
-      </w:pPr>
-      <w:r>
-        <w:rPr>
-          <w:rFonts w:ascii="Times New Roman" w:eastAsia="Times New Roman" w:hAnsi="Times New Roman" w:cs="Times New Roman"/>
-        </w:rPr>
-        <w:t>4)</w:t>
-      </w:r>
-      <w:r>
-        <w:rPr>
-          <w:rFonts w:ascii="Times New Roman" w:eastAsia="Times New Roman" w:hAnsi="Times New Roman" w:cs="Times New Roman"/>
-        </w:rPr>
-        <w:t>Owner sets price and schedule</w:t>
-      </w:r>
-    </w:p>
-    <w:p>
-      <w:pPr>
-        <w:pStyle w:val="BodyText"/>
-        <w:rPr>
-          <w:rFonts w:ascii="Times New Roman" w:eastAsia="Times New Roman" w:hAnsi="Times New Roman" w:cs="Times New Roman"/>
-        </w:rPr>
-      </w:pPr>
-      <w:r>
-        <w:rPr>
-          <w:rFonts w:ascii="Times New Roman" w:eastAsia="Times New Roman" w:hAnsi="Times New Roman" w:cs="Times New Roman"/>
-        </w:rPr>
-        <w:t>5)</w:t>
-      </w:r>
-      <w:r>
-        <w:rPr>
-          <w:rFonts w:ascii="Times New Roman" w:eastAsia="Times New Roman" w:hAnsi="Times New Roman" w:cs="Times New Roman"/>
-        </w:rPr>
-        <w:t>System validates input</w:t>
-      </w:r>
-    </w:p>
-    <w:p>
-      <w:pPr>
-        <w:pStyle w:val="BodyText"/>
-        <w:rPr>
-          <w:rFonts w:ascii="Times New Roman" w:eastAsia="Times New Roman" w:hAnsi="Times New Roman" w:cs="Times New Roman"/>
-        </w:rPr>
-      </w:pPr>
-      <w:r>
-        <w:rPr>
-          <w:rFonts w:ascii="Times New Roman" w:eastAsia="Times New Roman" w:hAnsi="Times New Roman" w:cs="Times New Roman"/>
-        </w:rPr>
-        <w:t>6)</w:t>
-      </w:r>
-      <w:r>
-        <w:rPr>
-          <w:rFonts w:ascii="Times New Roman" w:eastAsia="Times New Roman" w:hAnsi="Times New Roman" w:cs="Times New Roman"/>
-        </w:rPr>
-        <w:t>System saves changes</w:t>
-      </w:r>
-    </w:p>
-    <w:p>
-      <w:pPr>
-        <w:pStyle w:val="BodyText"/>
-        <w:rPr>
-          <w:rFonts w:ascii="Times New Roman" w:eastAsia="Times New Roman" w:hAnsi="Times New Roman" w:cs="Times New Roman"/>
-        </w:rPr>
-      </w:pPr>
-      <w:r>
-        <w:rPr>
-          <w:rFonts w:ascii="Times New Roman" w:eastAsia="Times New Roman" w:hAnsi="Times New Roman" w:cs="Times New Roman"/>
-          <w:b/>
-        </w:rPr>
-        <w:t>Extensions</w:t>
-      </w:r>
-      <w:r>
-        <w:rPr>
-          <w:rFonts w:ascii="Times New Roman" w:eastAsia="Times New Roman" w:hAnsi="Times New Roman" w:cs="Times New Roman"/>
-        </w:rPr>
-        <w:t xml:space="preserve">: </w:t>
-      </w:r>
-      <w:r>
-        <w:rPr>
-          <w:rFonts w:ascii="Times New Roman" w:eastAsia="Times New Roman" w:hAnsi="Times New Roman" w:cs="Times New Roman"/>
-        </w:rPr>
-        <w:t>5a. Invalid data → system requests correction</w:t>
-      </w:r>
-    </w:p>
-    <w:p>
-      <w:pPr>
-        <w:pStyle w:val="BodyText"/>
-      </w:pPr>
-    </w:p>
-    <w:p>
-      <w:pPr>
-        <w:pStyle w:val="Heading3"/>
-      </w:pPr>
-      <w:bookmarkStart w:id="6" w:name="_Toc193372757"/>
-      <w:r>
-        <w:t xml:space="preserve">UML </w:t>
-      </w:r>
-      <w:r>
-        <w:t>Use Case Diagrams</w:t>
-      </w:r>
-      <w:bookmarkEnd w:id="6"/>
     </w:p>
     <w:p/>
     <w:p>
@@ -3852,21 +3868,21 @@
       <w:pPr>
         <w:pStyle w:val="Heading2"/>
       </w:pPr>
-      <w:bookmarkStart w:id="7" w:name="_Toc193372758"/>
+      <w:bookmarkStart w:id="6" w:name="_Toc193372758"/>
       <w:r>
         <w:t>Supplementary Specification</w:t>
       </w:r>
+      <w:bookmarkEnd w:id="6"/>
+    </w:p>
+    <w:p>
+      <w:pPr>
+        <w:pStyle w:val="Heading3"/>
+      </w:pPr>
+      <w:bookmarkStart w:id="7" w:name="_Toc193372759"/>
+      <w:r>
+        <w:t>Non-functional Requirements</w:t>
+      </w:r>
       <w:bookmarkEnd w:id="7"/>
-    </w:p>
-    <w:p>
-      <w:pPr>
-        <w:pStyle w:val="Heading3"/>
-      </w:pPr>
-      <w:bookmarkStart w:id="8" w:name="_Toc193372759"/>
-      <w:r>
-        <w:t>Non-functional Requirements</w:t>
-      </w:r>
-      <w:bookmarkEnd w:id="8"/>
     </w:p>
     <w:p>
       <w:r>
@@ -3960,62 +3976,443 @@
       <w:pPr>
         <w:pStyle w:val="Heading3"/>
       </w:pPr>
-      <w:bookmarkStart w:id="9" w:name="_Toc193372760"/>
+      <w:bookmarkStart w:id="8" w:name="_Toc193372760"/>
       <w:r>
         <w:t>Design Constraints</w:t>
       </w:r>
+      <w:bookmarkEnd w:id="8"/>
+    </w:p>
+    <w:p>
+      <w:pPr>
+        <w:rPr>
+          <w:rFonts w:ascii="Times New Roman" w:eastAsia="Times New Roman" w:hAnsi="Times New Roman" w:cs="Times New Roman"/>
+          <w:color w:val="000000" w:themeColor="text1"/>
+        </w:rPr>
+      </w:pPr>
+      <w:r>
+        <w:rPr>
+          <w:rFonts w:ascii="Times New Roman" w:eastAsia="Times New Roman" w:hAnsi="Times New Roman" w:cs="Times New Roman"/>
+          <w:color w:val="000000" w:themeColor="text1"/>
+        </w:rPr>
+        <w:t>The application must be developed using Java.</w:t>
+      </w:r>
+    </w:p>
+    <w:p>
+      <w:pPr>
+        <w:rPr>
+          <w:rFonts w:ascii="Times New Roman" w:eastAsia="Times New Roman" w:hAnsi="Times New Roman" w:cs="Times New Roman"/>
+          <w:color w:val="000000" w:themeColor="text1"/>
+        </w:rPr>
+      </w:pPr>
+      <w:r>
+        <w:rPr>
+          <w:rFonts w:ascii="Times New Roman" w:eastAsia="Times New Roman" w:hAnsi="Times New Roman" w:cs="Times New Roman"/>
+          <w:color w:val="000000" w:themeColor="text1"/>
+        </w:rPr>
+        <w:t>The system m</w:t>
+      </w:r>
+      <w:r>
+        <w:rPr>
+          <w:rFonts w:ascii="Times New Roman" w:eastAsia="Times New Roman" w:hAnsi="Times New Roman" w:cs="Times New Roman"/>
+          <w:color w:val="000000" w:themeColor="text1"/>
+        </w:rPr>
+        <w:t>ust follow a Layered Architecture, one such as MVC (model, view, controller)</w:t>
+      </w:r>
+    </w:p>
+    <w:p>
+      <w:pPr>
+        <w:rPr>
+          <w:rFonts w:ascii="Times New Roman" w:eastAsia="Times New Roman" w:hAnsi="Times New Roman" w:cs="Times New Roman"/>
+          <w:color w:val="000000" w:themeColor="text1"/>
+        </w:rPr>
+      </w:pPr>
+      <w:r>
+        <w:rPr>
+          <w:rFonts w:ascii="Times New Roman" w:eastAsia="Times New Roman" w:hAnsi="Times New Roman" w:cs="Times New Roman"/>
+          <w:color w:val="000000" w:themeColor="text1"/>
+        </w:rPr>
+        <w:t>The application must use a relational database (e.g., PostgreSQL).</w:t>
+      </w:r>
+    </w:p>
+    <w:p/>
+    <w:p>
+      <w:pPr>
+        <w:pStyle w:val="Heading2"/>
+      </w:pPr>
+      <w:bookmarkStart w:id="9" w:name="_Toc193372761"/>
+      <w:r>
+        <w:t>Glossary</w:t>
+      </w:r>
       <w:bookmarkEnd w:id="9"/>
     </w:p>
     <w:p>
       <w:pPr>
         <w:rPr>
-          <w:rFonts w:ascii="Times New Roman" w:eastAsia="Times New Roman" w:hAnsi="Times New Roman" w:cs="Times New Roman"/>
-          <w:color w:val="000000" w:themeColor="text1"/>
-        </w:rPr>
-      </w:pPr>
-      <w:r>
-        <w:rPr>
-          <w:rFonts w:ascii="Times New Roman" w:eastAsia="Times New Roman" w:hAnsi="Times New Roman" w:cs="Times New Roman"/>
-          <w:color w:val="000000" w:themeColor="text1"/>
-        </w:rPr>
-        <w:t>The application must be developed using Java.</w:t>
-      </w:r>
-    </w:p>
-    <w:p>
-      <w:pPr>
-        <w:rPr>
-          <w:rFonts w:ascii="Times New Roman" w:eastAsia="Times New Roman" w:hAnsi="Times New Roman" w:cs="Times New Roman"/>
-          <w:color w:val="000000" w:themeColor="text1"/>
-        </w:rPr>
-      </w:pPr>
-      <w:r>
-        <w:rPr>
-          <w:rFonts w:ascii="Times New Roman" w:eastAsia="Times New Roman" w:hAnsi="Times New Roman" w:cs="Times New Roman"/>
-          <w:color w:val="000000" w:themeColor="text1"/>
-        </w:rPr>
-        <w:t>The system m</w:t>
-      </w:r>
-      <w:r>
-        <w:rPr>
-          <w:rFonts w:ascii="Times New Roman" w:eastAsia="Times New Roman" w:hAnsi="Times New Roman" w:cs="Times New Roman"/>
-          <w:color w:val="000000" w:themeColor="text1"/>
-        </w:rPr>
-        <w:t>ust follow a Layered Architecture, one such as MVC (model, view, controller)</w:t>
-      </w:r>
-    </w:p>
-    <w:p>
-      <w:pPr>
-        <w:rPr>
-          <w:rFonts w:ascii="Times New Roman" w:eastAsia="Times New Roman" w:hAnsi="Times New Roman" w:cs="Times New Roman"/>
-          <w:color w:val="000000" w:themeColor="text1"/>
-        </w:rPr>
-      </w:pPr>
-      <w:r>
-        <w:rPr>
-          <w:rFonts w:ascii="Times New Roman" w:eastAsia="Times New Roman" w:hAnsi="Times New Roman" w:cs="Times New Roman"/>
-          <w:color w:val="000000" w:themeColor="text1"/>
-        </w:rPr>
-        <w:t>The application must use a relational database (e.g., PostgreSQL).</w:t>
+          <w:rFonts w:ascii="Times New Roman" w:hAnsi="Times New Roman" w:cs="Times New Roman"/>
+        </w:rPr>
+      </w:pPr>
+      <w:r>
+        <w:rPr>
+          <w:rFonts w:ascii="Times New Roman" w:hAnsi="Times New Roman" w:cs="Times New Roman"/>
+        </w:rPr>
+        <w:t>User</w:t>
+      </w:r>
+      <w:r>
+        <w:rPr>
+          <w:rFonts w:ascii="Times New Roman" w:hAnsi="Times New Roman" w:cs="Times New Roman"/>
+        </w:rPr>
+        <w:t xml:space="preserve"> </w:t>
+      </w:r>
+      <w:r>
+        <w:rPr>
+          <w:rFonts w:ascii="Times New Roman" w:hAnsi="Times New Roman" w:cs="Times New Roman"/>
+        </w:rPr>
+        <w:t>=</w:t>
+      </w:r>
+      <w:r>
+        <w:rPr>
+          <w:rFonts w:ascii="Times New Roman" w:hAnsi="Times New Roman" w:cs="Times New Roman"/>
+        </w:rPr>
+        <w:t xml:space="preserve"> </w:t>
+      </w:r>
+      <w:r>
+        <w:rPr>
+          <w:rFonts w:ascii="Times New Roman" w:hAnsi="Times New Roman" w:cs="Times New Roman"/>
+        </w:rPr>
+        <w:t>A person using the system (student or owner)</w:t>
+      </w:r>
+    </w:p>
+    <w:p>
+      <w:pPr>
+        <w:rPr>
+          <w:rFonts w:ascii="Times New Roman" w:hAnsi="Times New Roman" w:cs="Times New Roman"/>
+        </w:rPr>
+      </w:pPr>
+      <w:r>
+        <w:rPr>
+          <w:rFonts w:ascii="Times New Roman" w:hAnsi="Times New Roman" w:cs="Times New Roman"/>
+        </w:rPr>
+        <w:t>Student</w:t>
+      </w:r>
+      <w:r>
+        <w:rPr>
+          <w:rFonts w:ascii="Times New Roman" w:hAnsi="Times New Roman" w:cs="Times New Roman"/>
+        </w:rPr>
+        <w:t xml:space="preserve"> </w:t>
+      </w:r>
+      <w:r>
+        <w:rPr>
+          <w:rFonts w:ascii="Times New Roman" w:hAnsi="Times New Roman" w:cs="Times New Roman"/>
+        </w:rPr>
+        <w:t>=</w:t>
+      </w:r>
+      <w:r>
+        <w:rPr>
+          <w:rFonts w:ascii="Times New Roman" w:hAnsi="Times New Roman" w:cs="Times New Roman"/>
+        </w:rPr>
+        <w:t xml:space="preserve"> </w:t>
+      </w:r>
+      <w:r>
+        <w:rPr>
+          <w:rFonts w:ascii="Times New Roman" w:hAnsi="Times New Roman" w:cs="Times New Roman"/>
+        </w:rPr>
+        <w:t>A user who books courses or rents studios</w:t>
+      </w:r>
+    </w:p>
+    <w:p>
+      <w:pPr>
+        <w:rPr>
+          <w:rFonts w:ascii="Times New Roman" w:hAnsi="Times New Roman" w:cs="Times New Roman"/>
+        </w:rPr>
+      </w:pPr>
+      <w:r>
+        <w:rPr>
+          <w:rFonts w:ascii="Times New Roman" w:hAnsi="Times New Roman" w:cs="Times New Roman"/>
+        </w:rPr>
+        <w:t>Studio Owner</w:t>
+      </w:r>
+      <w:r>
+        <w:rPr>
+          <w:rFonts w:ascii="Times New Roman" w:hAnsi="Times New Roman" w:cs="Times New Roman"/>
+        </w:rPr>
+        <w:t xml:space="preserve"> </w:t>
+      </w:r>
+      <w:r>
+        <w:rPr>
+          <w:rFonts w:ascii="Times New Roman" w:hAnsi="Times New Roman" w:cs="Times New Roman"/>
+        </w:rPr>
+        <w:t>=</w:t>
+      </w:r>
+      <w:r>
+        <w:rPr>
+          <w:rFonts w:ascii="Times New Roman" w:hAnsi="Times New Roman" w:cs="Times New Roman"/>
+        </w:rPr>
+        <w:t xml:space="preserve"> </w:t>
+      </w:r>
+      <w:r>
+        <w:rPr>
+          <w:rFonts w:ascii="Times New Roman" w:hAnsi="Times New Roman" w:cs="Times New Roman"/>
+        </w:rPr>
+        <w:t>A user who manages studios and courses</w:t>
+      </w:r>
+    </w:p>
+    <w:p>
+      <w:pPr>
+        <w:rPr>
+          <w:rFonts w:ascii="Times New Roman" w:hAnsi="Times New Roman" w:cs="Times New Roman"/>
+        </w:rPr>
+      </w:pPr>
+      <w:r>
+        <w:rPr>
+          <w:rFonts w:ascii="Times New Roman" w:hAnsi="Times New Roman" w:cs="Times New Roman"/>
+        </w:rPr>
+        <w:t>Studio</w:t>
+      </w:r>
+      <w:r>
+        <w:rPr>
+          <w:rFonts w:ascii="Times New Roman" w:hAnsi="Times New Roman" w:cs="Times New Roman"/>
+        </w:rPr>
+        <w:t xml:space="preserve"> </w:t>
+      </w:r>
+      <w:r>
+        <w:rPr>
+          <w:rFonts w:ascii="Times New Roman" w:hAnsi="Times New Roman" w:cs="Times New Roman"/>
+        </w:rPr>
+        <w:t>=</w:t>
+      </w:r>
+      <w:r>
+        <w:rPr>
+          <w:rFonts w:ascii="Times New Roman" w:hAnsi="Times New Roman" w:cs="Times New Roman"/>
+        </w:rPr>
+        <w:t xml:space="preserve"> </w:t>
+      </w:r>
+      <w:r>
+        <w:rPr>
+          <w:rFonts w:ascii="Times New Roman" w:hAnsi="Times New Roman" w:cs="Times New Roman"/>
+        </w:rPr>
+        <w:t>A location where courses or rentals take place</w:t>
+      </w:r>
+    </w:p>
+    <w:p>
+      <w:pPr>
+        <w:rPr>
+          <w:rFonts w:ascii="Times New Roman" w:hAnsi="Times New Roman" w:cs="Times New Roman"/>
+        </w:rPr>
+      </w:pPr>
+      <w:r>
+        <w:rPr>
+          <w:rFonts w:ascii="Times New Roman" w:hAnsi="Times New Roman" w:cs="Times New Roman"/>
+        </w:rPr>
+        <w:t>Course</w:t>
+      </w:r>
+      <w:r>
+        <w:rPr>
+          <w:rFonts w:ascii="Times New Roman" w:hAnsi="Times New Roman" w:cs="Times New Roman"/>
+        </w:rPr>
+        <w:t xml:space="preserve"> </w:t>
+      </w:r>
+      <w:r>
+        <w:rPr>
+          <w:rFonts w:ascii="Times New Roman" w:hAnsi="Times New Roman" w:cs="Times New Roman"/>
+        </w:rPr>
+        <w:t>=</w:t>
+      </w:r>
+      <w:r>
+        <w:rPr>
+          <w:rFonts w:ascii="Times New Roman" w:hAnsi="Times New Roman" w:cs="Times New Roman"/>
+        </w:rPr>
+        <w:t xml:space="preserve"> </w:t>
+      </w:r>
+      <w:r>
+        <w:rPr>
+          <w:rFonts w:ascii="Times New Roman" w:hAnsi="Times New Roman" w:cs="Times New Roman"/>
+        </w:rPr>
+        <w:t>A scheduled class offered by a studio</w:t>
+      </w:r>
+    </w:p>
+    <w:p>
+      <w:pPr>
+        <w:rPr>
+          <w:rFonts w:ascii="Times New Roman" w:hAnsi="Times New Roman" w:cs="Times New Roman"/>
+        </w:rPr>
+      </w:pPr>
+      <w:r>
+        <w:rPr>
+          <w:rFonts w:ascii="Times New Roman" w:hAnsi="Times New Roman" w:cs="Times New Roman"/>
+        </w:rPr>
+        <w:t>Reservation</w:t>
+      </w:r>
+      <w:r>
+        <w:rPr>
+          <w:rFonts w:ascii="Times New Roman" w:hAnsi="Times New Roman" w:cs="Times New Roman"/>
+        </w:rPr>
+        <w:t xml:space="preserve"> </w:t>
+      </w:r>
+      <w:r>
+        <w:rPr>
+          <w:rFonts w:ascii="Times New Roman" w:hAnsi="Times New Roman" w:cs="Times New Roman"/>
+        </w:rPr>
+        <w:t>=</w:t>
+      </w:r>
+      <w:r>
+        <w:rPr>
+          <w:rFonts w:ascii="Times New Roman" w:hAnsi="Times New Roman" w:cs="Times New Roman"/>
+        </w:rPr>
+        <w:t xml:space="preserve"> </w:t>
+      </w:r>
+      <w:r>
+        <w:rPr>
+          <w:rFonts w:ascii="Times New Roman" w:hAnsi="Times New Roman" w:cs="Times New Roman"/>
+        </w:rPr>
+        <w:t>A booking made by a student</w:t>
+      </w:r>
+    </w:p>
+    <w:p>
+      <w:pPr>
+        <w:rPr>
+          <w:rFonts w:ascii="Times New Roman" w:hAnsi="Times New Roman" w:cs="Times New Roman"/>
+        </w:rPr>
+      </w:pPr>
+      <w:r>
+        <w:rPr>
+          <w:rFonts w:ascii="Times New Roman" w:hAnsi="Times New Roman" w:cs="Times New Roman"/>
+        </w:rPr>
+        <w:t>Instructor</w:t>
+      </w:r>
+      <w:r>
+        <w:rPr>
+          <w:rFonts w:ascii="Times New Roman" w:hAnsi="Times New Roman" w:cs="Times New Roman"/>
+        </w:rPr>
+        <w:t xml:space="preserve"> </w:t>
+      </w:r>
+      <w:r>
+        <w:rPr>
+          <w:rFonts w:ascii="Times New Roman" w:hAnsi="Times New Roman" w:cs="Times New Roman"/>
+        </w:rPr>
+        <w:t>=</w:t>
+      </w:r>
+      <w:r>
+        <w:rPr>
+          <w:rFonts w:ascii="Times New Roman" w:hAnsi="Times New Roman" w:cs="Times New Roman"/>
+        </w:rPr>
+        <w:t xml:space="preserve"> </w:t>
+      </w:r>
+      <w:r>
+        <w:rPr>
+          <w:rFonts w:ascii="Times New Roman" w:hAnsi="Times New Roman" w:cs="Times New Roman"/>
+        </w:rPr>
+        <w:t>A person teaching a course or private session</w:t>
+      </w:r>
+    </w:p>
+    <w:p>
+      <w:pPr>
+        <w:rPr>
+          <w:rFonts w:ascii="Times New Roman" w:hAnsi="Times New Roman" w:cs="Times New Roman"/>
+        </w:rPr>
+      </w:pPr>
+      <w:r>
+        <w:rPr>
+          <w:rFonts w:ascii="Times New Roman" w:hAnsi="Times New Roman" w:cs="Times New Roman"/>
+        </w:rPr>
+        <w:t>Payment</w:t>
+      </w:r>
+      <w:r>
+        <w:rPr>
+          <w:rFonts w:ascii="Times New Roman" w:hAnsi="Times New Roman" w:cs="Times New Roman"/>
+        </w:rPr>
+        <w:t xml:space="preserve"> </w:t>
+      </w:r>
+      <w:r>
+        <w:rPr>
+          <w:rFonts w:ascii="Times New Roman" w:hAnsi="Times New Roman" w:cs="Times New Roman"/>
+        </w:rPr>
+        <w:t>=</w:t>
+      </w:r>
+      <w:r>
+        <w:rPr>
+          <w:rFonts w:ascii="Times New Roman" w:hAnsi="Times New Roman" w:cs="Times New Roman"/>
+        </w:rPr>
+        <w:t xml:space="preserve"> </w:t>
+      </w:r>
+      <w:r>
+        <w:rPr>
+          <w:rFonts w:ascii="Times New Roman" w:hAnsi="Times New Roman" w:cs="Times New Roman"/>
+        </w:rPr>
+        <w:t>Transaction made for a booking</w:t>
+      </w:r>
+    </w:p>
+    <w:p>
+      <w:pPr>
+        <w:rPr>
+          <w:rFonts w:ascii="Times New Roman" w:hAnsi="Times New Roman" w:cs="Times New Roman"/>
+        </w:rPr>
+      </w:pPr>
+      <w:r>
+        <w:rPr>
+          <w:rFonts w:ascii="Times New Roman" w:hAnsi="Times New Roman" w:cs="Times New Roman"/>
+        </w:rPr>
+        <w:t>Time Slot</w:t>
+      </w:r>
+      <w:r>
+        <w:rPr>
+          <w:rFonts w:ascii="Times New Roman" w:hAnsi="Times New Roman" w:cs="Times New Roman"/>
+        </w:rPr>
+        <w:t xml:space="preserve"> </w:t>
+      </w:r>
+      <w:r>
+        <w:rPr>
+          <w:rFonts w:ascii="Times New Roman" w:hAnsi="Times New Roman" w:cs="Times New Roman"/>
+        </w:rPr>
+        <w:t>=</w:t>
+      </w:r>
+      <w:r>
+        <w:rPr>
+          <w:rFonts w:ascii="Times New Roman" w:hAnsi="Times New Roman" w:cs="Times New Roman"/>
+        </w:rPr>
+        <w:t xml:space="preserve"> </w:t>
+      </w:r>
+      <w:r>
+        <w:rPr>
+          <w:rFonts w:ascii="Times New Roman" w:hAnsi="Times New Roman" w:cs="Times New Roman"/>
+        </w:rPr>
+        <w:t>A specific period for booking a studio</w:t>
+      </w:r>
+    </w:p>
+    <w:p>
+      <w:pPr>
+        <w:pStyle w:val="Heading1"/>
+      </w:pPr>
+      <w:bookmarkStart w:id="10" w:name="_Toc193372762"/>
+      <w:r>
+        <w:t>Deliverable 2</w:t>
+      </w:r>
+      <w:bookmarkEnd w:id="10"/>
+    </w:p>
+    <w:p>
+      <w:pPr>
+        <w:pStyle w:val="Heading2"/>
+      </w:pPr>
+      <w:bookmarkStart w:id="11" w:name="_Toc193372763"/>
+      <w:r>
+        <w:t>Domain Model</w:t>
+      </w:r>
+      <w:bookmarkEnd w:id="11"/>
+    </w:p>
+    <w:p>
+      <w:r>
+        <w:t xml:space="preserve">The domain model captures the main entities of the dance </w:t>
+      </w:r>
+      <w:r>
+        <w:t xml:space="preserve">rental </w:t>
+      </w:r>
+      <w:r>
+        <w:t>platform. A Studio represents a physical location managed by an instructor</w:t>
+      </w:r>
+      <w:r>
+        <w:t>/owner</w:t>
+      </w:r>
+      <w:r>
+        <w:t>. Each studio can have multiple images (gallery) and may offer multiple courses. Users can have different roles (student or instructor), influencing their interaction with the system.</w:t>
       </w:r>
     </w:p>
     <w:p/>
@@ -4023,470 +4420,569 @@
       <w:pPr>
         <w:pStyle w:val="Heading2"/>
       </w:pPr>
-      <w:bookmarkStart w:id="10" w:name="_Toc193372761"/>
-      <w:r>
-        <w:t>Glossary</w:t>
-      </w:r>
-      <w:bookmarkEnd w:id="10"/>
-    </w:p>
-    <w:p>
-      <w:pPr>
-        <w:rPr>
-          <w:rFonts w:ascii="Times New Roman" w:hAnsi="Times New Roman" w:cs="Times New Roman"/>
-        </w:rPr>
-      </w:pPr>
-      <w:r>
-        <w:rPr>
-          <w:rFonts w:ascii="Times New Roman" w:hAnsi="Times New Roman" w:cs="Times New Roman"/>
-        </w:rPr>
-        <w:t>User</w:t>
-      </w:r>
-      <w:r>
-        <w:rPr>
-          <w:rFonts w:ascii="Times New Roman" w:hAnsi="Times New Roman" w:cs="Times New Roman"/>
-        </w:rPr>
+      <w:r>
+        <w:rPr>
+          <w:noProof/>
+        </w:rPr>
+        <w:drawing>
+          <wp:anchor distT="0" distB="0" distL="114300" distR="114300" simplePos="0" relativeHeight="251658240" behindDoc="0" locked="0" layoutInCell="1" allowOverlap="1" wp14:anchorId="6043BAB8" wp14:editId="27EE7FDC">
+            <wp:simplePos x="0" y="0"/>
+            <wp:positionH relativeFrom="column">
+              <wp:posOffset>2385060</wp:posOffset>
+            </wp:positionH>
+            <wp:positionV relativeFrom="paragraph">
+              <wp:posOffset>31750</wp:posOffset>
+            </wp:positionV>
+            <wp:extent cx="3108960" cy="3353344"/>
+            <wp:effectExtent l="0" t="0" r="0" b="0"/>
+            <wp:wrapNone/>
+            <wp:docPr id="2" name="Picture 2"/>
+            <wp:cNvGraphicFramePr>
+              <a:graphicFrameLocks xmlns:a="http://schemas.openxmlformats.org/drawingml/2006/main" noChangeAspect="1"/>
+            </wp:cNvGraphicFramePr>
+            <a:graphic xmlns:a="http://schemas.openxmlformats.org/drawingml/2006/main">
+              <a:graphicData uri="http://schemas.openxmlformats.org/drawingml/2006/picture">
+                <pic:pic xmlns:pic="http://schemas.openxmlformats.org/drawingml/2006/picture">
+                  <pic:nvPicPr>
+                    <pic:cNvPr id="2" name="Conceptual_Class_Diagram.drawio.png"/>
+                    <pic:cNvPicPr/>
+                  </pic:nvPicPr>
+                  <pic:blipFill>
+                    <a:blip r:embed="rId13">
+                      <a:extLst>
+                        <a:ext uri="{28A0092B-C50C-407E-A947-70E740481C1C}">
+                          <a14:useLocalDpi xmlns:a14="http://schemas.microsoft.com/office/drawing/2010/main" val="0"/>
+                        </a:ext>
+                      </a:extLst>
+                    </a:blip>
+                    <a:stretch>
+                      <a:fillRect/>
+                    </a:stretch>
+                  </pic:blipFill>
+                  <pic:spPr>
+                    <a:xfrm>
+                      <a:off x="0" y="0"/>
+                      <a:ext cx="3108960" cy="3353344"/>
+                    </a:xfrm>
+                    <a:prstGeom prst="rect">
+                      <a:avLst/>
+                    </a:prstGeom>
+                  </pic:spPr>
+                </pic:pic>
+              </a:graphicData>
+            </a:graphic>
+            <wp14:sizeRelH relativeFrom="margin">
+              <wp14:pctWidth>0</wp14:pctWidth>
+            </wp14:sizeRelH>
+            <wp14:sizeRelV relativeFrom="margin">
+              <wp14:pctHeight>0</wp14:pctHeight>
+            </wp14:sizeRelV>
+          </wp:anchor>
+        </w:drawing>
+      </w:r>
+      <w:r>
+        <w:t>Conceptual Class Diagram:</w:t>
+      </w:r>
+    </w:p>
+    <w:p/>
+    <w:p/>
+    <w:p/>
+    <w:p/>
+    <w:p/>
+    <w:p/>
+    <w:p/>
+    <w:p/>
+    <w:p/>
+    <w:p/>
+    <w:p>
+      <w:pPr>
+        <w:pStyle w:val="Heading2"/>
+      </w:pPr>
+      <w:bookmarkStart w:id="12" w:name="_Toc193372764"/>
+      <w:r>
+        <w:t>Architectural Design</w:t>
+      </w:r>
+      <w:bookmarkEnd w:id="12"/>
+    </w:p>
+    <w:p>
+      <w:pPr>
+        <w:pStyle w:val="Heading3"/>
+      </w:pPr>
+      <w:bookmarkStart w:id="13" w:name="_Toc193372765"/>
+      <w:r>
+        <w:t>Conceptual Architecture</w:t>
+      </w:r>
+      <w:bookmarkEnd w:id="13"/>
+    </w:p>
+    <w:p/>
+    <w:p>
+      <w:pPr>
+        <w:pStyle w:val="BodyText"/>
+      </w:pPr>
+      <w:r>
+        <w:lastRenderedPageBreak/>
+        <w:t>The system follows a three-tier architecture separating concerns into presentation, business logi</w:t>
+      </w:r>
+      <w:r>
+        <w:t>c, and data persistence layers.</w:t>
+      </w:r>
+    </w:p>
+    <w:p>
+      <w:pPr>
+        <w:pStyle w:val="BodyText"/>
+      </w:pPr>
+    </w:p>
+    <w:p>
+      <w:pPr>
+        <w:pStyle w:val="BodyText"/>
+      </w:pPr>
+      <w:r>
+        <w:t xml:space="preserve">1)Presentation Layer - </w:t>
+      </w:r>
+      <w:r>
+        <w:t>React (Login,</w:t>
+      </w:r>
+      <w:r>
         <w:t xml:space="preserve"> </w:t>
       </w:r>
-      <w:r>
-        <w:rPr>
-          <w:rFonts w:ascii="Times New Roman" w:hAnsi="Times New Roman" w:cs="Times New Roman"/>
-        </w:rPr>
-        <w:t>=</w:t>
-      </w:r>
-      <w:r>
-        <w:rPr>
-          <w:rFonts w:ascii="Times New Roman" w:hAnsi="Times New Roman" w:cs="Times New Roman"/>
-        </w:rPr>
+      <w:proofErr w:type="spellStart"/>
+      <w:r>
+        <w:t>SignUp</w:t>
+      </w:r>
+      <w:proofErr w:type="spellEnd"/>
+      <w:r>
+        <w:t>,</w:t>
+      </w:r>
+      <w:r>
         <w:t xml:space="preserve"> </w:t>
       </w:r>
-      <w:r>
-        <w:rPr>
-          <w:rFonts w:ascii="Times New Roman" w:hAnsi="Times New Roman" w:cs="Times New Roman"/>
-        </w:rPr>
-        <w:t>A person using the system (student or owner)</w:t>
-      </w:r>
-    </w:p>
-    <w:p>
-      <w:pPr>
-        <w:rPr>
-          <w:rFonts w:ascii="Times New Roman" w:hAnsi="Times New Roman" w:cs="Times New Roman"/>
-        </w:rPr>
-      </w:pPr>
       <w:proofErr w:type="spellStart"/>
       <w:r>
-        <w:rPr>
-          <w:rFonts w:ascii="Times New Roman" w:hAnsi="Times New Roman" w:cs="Times New Roman"/>
-        </w:rPr>
-        <w:t>Studen</w:t>
+        <w:t>HomePage</w:t>
       </w:r>
       <w:proofErr w:type="spellEnd"/>
       <w:r>
-        <w:rPr>
-          <w:rFonts w:ascii="Times New Roman" w:hAnsi="Times New Roman" w:cs="Times New Roman"/>
-        </w:rPr>
+        <w:t>,</w:t>
+      </w:r>
+      <w:r>
         <w:t xml:space="preserve"> </w:t>
       </w:r>
-      <w:r>
-        <w:rPr>
-          <w:rFonts w:ascii="Times New Roman" w:hAnsi="Times New Roman" w:cs="Times New Roman"/>
-        </w:rPr>
-        <w:t>t=</w:t>
-      </w:r>
-      <w:r>
-        <w:rPr>
-          <w:rFonts w:ascii="Times New Roman" w:hAnsi="Times New Roman" w:cs="Times New Roman"/>
-        </w:rPr>
+      <w:proofErr w:type="spellStart"/>
+      <w:r>
+        <w:t>StudentView</w:t>
+      </w:r>
+      <w:proofErr w:type="spellEnd"/>
+      <w:r>
+        <w:t xml:space="preserve">, </w:t>
+      </w:r>
+      <w:proofErr w:type="spellStart"/>
+      <w:proofErr w:type="gramStart"/>
+      <w:r>
+        <w:t>InstructorView</w:t>
+      </w:r>
+      <w:proofErr w:type="spellEnd"/>
+      <w:r>
+        <w:t>,…</w:t>
+      </w:r>
+      <w:proofErr w:type="gramEnd"/>
+      <w:r>
+        <w:t>)</w:t>
+      </w:r>
+    </w:p>
+    <w:p>
+      <w:pPr>
+        <w:pStyle w:val="BodyText"/>
+      </w:pPr>
+      <w:r>
+        <w:t>2)</w:t>
+      </w:r>
+      <w:r>
+        <w:t>Business Layer</w:t>
+      </w:r>
+      <w:r>
+        <w:t xml:space="preserve"> - </w:t>
+      </w:r>
+      <w:r>
+        <w:t>Spring Boot Controllers</w:t>
+      </w:r>
+    </w:p>
+    <w:p>
+      <w:pPr>
+        <w:pStyle w:val="BodyText"/>
+      </w:pPr>
+      <w:r>
+        <w:t>3)</w:t>
+      </w:r>
+      <w:r>
+        <w:t>Data Layer</w:t>
+      </w:r>
+      <w:r>
+        <w:t xml:space="preserve"> - </w:t>
+      </w:r>
+      <w:r>
+        <w:t xml:space="preserve">JPA + PostgreSQL </w:t>
+      </w:r>
+    </w:p>
+    <w:p>
+      <w:pPr>
+        <w:pStyle w:val="BodyText"/>
+      </w:pPr>
+    </w:p>
+    <w:p>
+      <w:pPr>
+        <w:pStyle w:val="BodyText"/>
+      </w:pPr>
+      <w:r>
+        <w:t>I am also using the MVC architectural pattern.</w:t>
+      </w:r>
+      <w:r>
+        <w:t xml:space="preserve"> MVC was chosen to clearly separate UI logic from business logic and data management. This allows independent development and easier debugging.</w:t>
+      </w:r>
+    </w:p>
+    <w:p>
+      <w:pPr>
+        <w:pStyle w:val="BodyText"/>
+      </w:pPr>
+    </w:p>
+    <w:p>
+      <w:pPr>
+        <w:pStyle w:val="BodyText"/>
+      </w:pPr>
+      <w:r>
+        <w:t>1)Model – Entities (</w:t>
+      </w:r>
+      <w:proofErr w:type="spellStart"/>
+      <w:r>
+        <w:t>AppUser</w:t>
+      </w:r>
+      <w:proofErr w:type="spellEnd"/>
+      <w:r>
+        <w:t>, Studio,</w:t>
+      </w:r>
+      <w:r>
         <w:t xml:space="preserve"> </w:t>
       </w:r>
       <w:r>
-        <w:rPr>
-          <w:rFonts w:ascii="Times New Roman" w:hAnsi="Times New Roman" w:cs="Times New Roman"/>
-        </w:rPr>
-        <w:t>A user who books courses or rents studios</w:t>
-      </w:r>
-    </w:p>
-    <w:p>
-      <w:pPr>
-        <w:rPr>
-          <w:rFonts w:ascii="Times New Roman" w:hAnsi="Times New Roman" w:cs="Times New Roman"/>
-        </w:rPr>
-      </w:pPr>
-      <w:r>
-        <w:rPr>
-          <w:rFonts w:ascii="Times New Roman" w:hAnsi="Times New Roman" w:cs="Times New Roman"/>
-        </w:rPr>
-        <w:t>Studio Owner</w:t>
-      </w:r>
-      <w:r>
-        <w:rPr>
-          <w:rFonts w:ascii="Times New Roman" w:hAnsi="Times New Roman" w:cs="Times New Roman"/>
-        </w:rPr>
+        <w:t>Course,</w:t>
+      </w:r>
+      <w:r>
         <w:t xml:space="preserve"> </w:t>
       </w:r>
-      <w:r>
-        <w:rPr>
-          <w:rFonts w:ascii="Times New Roman" w:hAnsi="Times New Roman" w:cs="Times New Roman"/>
-        </w:rPr>
-        <w:t>=</w:t>
-      </w:r>
-      <w:r>
-        <w:rPr>
-          <w:rFonts w:ascii="Times New Roman" w:hAnsi="Times New Roman" w:cs="Times New Roman"/>
-        </w:rPr>
+      <w:proofErr w:type="spellStart"/>
+      <w:r>
+        <w:t>StudioImage</w:t>
+      </w:r>
+      <w:proofErr w:type="spellEnd"/>
+      <w:r>
+        <w:t>)</w:t>
+      </w:r>
+    </w:p>
+    <w:p>
+      <w:pPr>
+        <w:pStyle w:val="BodyText"/>
+      </w:pPr>
+      <w:r>
+        <w:t xml:space="preserve">2)View – React </w:t>
+      </w:r>
+      <w:r>
+        <w:t>User Interface</w:t>
+      </w:r>
+    </w:p>
+    <w:p>
+      <w:pPr>
+        <w:pStyle w:val="BodyText"/>
+      </w:pPr>
+      <w:r>
+        <w:t>3)Controller – Spring Boot Controllers for each entity</w:t>
+      </w:r>
+    </w:p>
+    <w:p>
+      <w:pPr>
+        <w:pStyle w:val="BodyText"/>
+      </w:pPr>
+    </w:p>
+    <w:p>
+      <w:pPr>
+        <w:pStyle w:val="Heading3"/>
+      </w:pPr>
+      <w:bookmarkStart w:id="14" w:name="_Toc193372766"/>
+      <w:r>
+        <w:t>Package Design</w:t>
+      </w:r>
+      <w:bookmarkEnd w:id="14"/>
+      <w:r>
         <w:t xml:space="preserve"> </w:t>
       </w:r>
       <w:r>
-        <w:rPr>
-          <w:rFonts w:ascii="Times New Roman" w:hAnsi="Times New Roman" w:cs="Times New Roman"/>
-        </w:rPr>
-        <w:t>A user who manages studios and courses</w:t>
-      </w:r>
-    </w:p>
-    <w:p>
-      <w:pPr>
-        <w:rPr>
-          <w:rFonts w:ascii="Times New Roman" w:hAnsi="Times New Roman" w:cs="Times New Roman"/>
-        </w:rPr>
-      </w:pPr>
-      <w:r>
-        <w:rPr>
-          <w:rFonts w:ascii="Times New Roman" w:hAnsi="Times New Roman" w:cs="Times New Roman"/>
-        </w:rPr>
-        <w:t>Studio</w:t>
-      </w:r>
-      <w:r>
-        <w:rPr>
-          <w:rFonts w:ascii="Times New Roman" w:hAnsi="Times New Roman" w:cs="Times New Roman"/>
-        </w:rPr>
-        <w:t xml:space="preserve"> </w:t>
-      </w:r>
-      <w:r>
-        <w:rPr>
-          <w:rFonts w:ascii="Times New Roman" w:hAnsi="Times New Roman" w:cs="Times New Roman"/>
-        </w:rPr>
-        <w:t>=</w:t>
-      </w:r>
-      <w:r>
-        <w:rPr>
-          <w:rFonts w:ascii="Times New Roman" w:hAnsi="Times New Roman" w:cs="Times New Roman"/>
-        </w:rPr>
-        <w:t xml:space="preserve"> </w:t>
-      </w:r>
-      <w:r>
-        <w:rPr>
-          <w:rFonts w:ascii="Times New Roman" w:hAnsi="Times New Roman" w:cs="Times New Roman"/>
-        </w:rPr>
-        <w:t>A location where courses or rentals take place</w:t>
-      </w:r>
-    </w:p>
-    <w:p>
-      <w:pPr>
-        <w:rPr>
-          <w:rFonts w:ascii="Times New Roman" w:hAnsi="Times New Roman" w:cs="Times New Roman"/>
-        </w:rPr>
-      </w:pPr>
-      <w:r>
-        <w:rPr>
-          <w:rFonts w:ascii="Times New Roman" w:hAnsi="Times New Roman" w:cs="Times New Roman"/>
-        </w:rPr>
-        <w:t>Course</w:t>
-      </w:r>
-      <w:r>
-        <w:rPr>
-          <w:rFonts w:ascii="Times New Roman" w:hAnsi="Times New Roman" w:cs="Times New Roman"/>
-        </w:rPr>
-        <w:t xml:space="preserve"> </w:t>
-      </w:r>
-      <w:r>
-        <w:rPr>
-          <w:rFonts w:ascii="Times New Roman" w:hAnsi="Times New Roman" w:cs="Times New Roman"/>
-        </w:rPr>
-        <w:t>=</w:t>
-      </w:r>
-      <w:r>
-        <w:rPr>
-          <w:rFonts w:ascii="Times New Roman" w:hAnsi="Times New Roman" w:cs="Times New Roman"/>
-        </w:rPr>
-        <w:t xml:space="preserve"> </w:t>
-      </w:r>
-      <w:r>
-        <w:rPr>
-          <w:rFonts w:ascii="Times New Roman" w:hAnsi="Times New Roman" w:cs="Times New Roman"/>
-        </w:rPr>
-        <w:t>A scheduled class offered by a studio</w:t>
-      </w:r>
-    </w:p>
-    <w:p>
-      <w:pPr>
-        <w:rPr>
-          <w:rFonts w:ascii="Times New Roman" w:hAnsi="Times New Roman" w:cs="Times New Roman"/>
-        </w:rPr>
-      </w:pPr>
-      <w:r>
-        <w:rPr>
-          <w:rFonts w:ascii="Times New Roman" w:hAnsi="Times New Roman" w:cs="Times New Roman"/>
-        </w:rPr>
-        <w:t>Reservation</w:t>
-      </w:r>
-      <w:r>
-        <w:rPr>
-          <w:rFonts w:ascii="Times New Roman" w:hAnsi="Times New Roman" w:cs="Times New Roman"/>
-        </w:rPr>
-        <w:t xml:space="preserve"> </w:t>
-      </w:r>
-      <w:r>
-        <w:rPr>
-          <w:rFonts w:ascii="Times New Roman" w:hAnsi="Times New Roman" w:cs="Times New Roman"/>
-        </w:rPr>
-        <w:t>=</w:t>
-      </w:r>
-      <w:r>
-        <w:rPr>
-          <w:rFonts w:ascii="Times New Roman" w:hAnsi="Times New Roman" w:cs="Times New Roman"/>
-        </w:rPr>
-        <w:t xml:space="preserve"> </w:t>
-      </w:r>
-      <w:r>
-        <w:rPr>
-          <w:rFonts w:ascii="Times New Roman" w:hAnsi="Times New Roman" w:cs="Times New Roman"/>
-        </w:rPr>
-        <w:t>A booking made by a student</w:t>
-      </w:r>
-    </w:p>
-    <w:p>
-      <w:pPr>
-        <w:rPr>
-          <w:rFonts w:ascii="Times New Roman" w:hAnsi="Times New Roman" w:cs="Times New Roman"/>
-        </w:rPr>
-      </w:pPr>
-      <w:r>
-        <w:rPr>
-          <w:rFonts w:ascii="Times New Roman" w:hAnsi="Times New Roman" w:cs="Times New Roman"/>
-        </w:rPr>
-        <w:t>Instructor</w:t>
-      </w:r>
-      <w:r>
-        <w:rPr>
-          <w:rFonts w:ascii="Times New Roman" w:hAnsi="Times New Roman" w:cs="Times New Roman"/>
-        </w:rPr>
-        <w:t xml:space="preserve"> </w:t>
-      </w:r>
-      <w:r>
-        <w:rPr>
-          <w:rFonts w:ascii="Times New Roman" w:hAnsi="Times New Roman" w:cs="Times New Roman"/>
-        </w:rPr>
-        <w:t>=</w:t>
-      </w:r>
-      <w:r>
-        <w:rPr>
-          <w:rFonts w:ascii="Times New Roman" w:hAnsi="Times New Roman" w:cs="Times New Roman"/>
-        </w:rPr>
-        <w:t xml:space="preserve"> </w:t>
-      </w:r>
-      <w:r>
-        <w:rPr>
-          <w:rFonts w:ascii="Times New Roman" w:hAnsi="Times New Roman" w:cs="Times New Roman"/>
-        </w:rPr>
-        <w:t>A person teaching a course or private session</w:t>
-      </w:r>
-    </w:p>
-    <w:p>
-      <w:pPr>
-        <w:rPr>
-          <w:rFonts w:ascii="Times New Roman" w:hAnsi="Times New Roman" w:cs="Times New Roman"/>
-        </w:rPr>
-      </w:pPr>
-      <w:r>
-        <w:rPr>
-          <w:rFonts w:ascii="Times New Roman" w:hAnsi="Times New Roman" w:cs="Times New Roman"/>
-        </w:rPr>
-        <w:t>Payment</w:t>
-      </w:r>
-      <w:r>
-        <w:rPr>
-          <w:rFonts w:ascii="Times New Roman" w:hAnsi="Times New Roman" w:cs="Times New Roman"/>
-        </w:rPr>
-        <w:t xml:space="preserve"> </w:t>
-      </w:r>
-      <w:r>
-        <w:rPr>
-          <w:rFonts w:ascii="Times New Roman" w:hAnsi="Times New Roman" w:cs="Times New Roman"/>
-        </w:rPr>
-        <w:t>=</w:t>
-      </w:r>
-      <w:r>
-        <w:rPr>
-          <w:rFonts w:ascii="Times New Roman" w:hAnsi="Times New Roman" w:cs="Times New Roman"/>
-        </w:rPr>
-        <w:t xml:space="preserve"> </w:t>
-      </w:r>
-      <w:r>
-        <w:rPr>
-          <w:rFonts w:ascii="Times New Roman" w:hAnsi="Times New Roman" w:cs="Times New Roman"/>
-        </w:rPr>
-        <w:t>Transaction made for a booking</w:t>
-      </w:r>
-    </w:p>
-    <w:p>
-      <w:pPr>
-        <w:rPr>
-          <w:rFonts w:ascii="Times New Roman" w:hAnsi="Times New Roman" w:cs="Times New Roman"/>
-        </w:rPr>
-      </w:pPr>
-      <w:r>
-        <w:rPr>
-          <w:rFonts w:ascii="Times New Roman" w:hAnsi="Times New Roman" w:cs="Times New Roman"/>
-        </w:rPr>
-        <w:t>T</w:t>
-      </w:r>
-      <w:r>
-        <w:rPr>
-          <w:rFonts w:ascii="Times New Roman" w:hAnsi="Times New Roman" w:cs="Times New Roman"/>
-        </w:rPr>
-        <w:t>ime Slot</w:t>
-      </w:r>
-      <w:r>
-        <w:rPr>
-          <w:rFonts w:ascii="Times New Roman" w:hAnsi="Times New Roman" w:cs="Times New Roman"/>
-        </w:rPr>
-        <w:t xml:space="preserve"> </w:t>
-      </w:r>
-      <w:r>
-        <w:rPr>
-          <w:rFonts w:ascii="Times New Roman" w:hAnsi="Times New Roman" w:cs="Times New Roman"/>
-        </w:rPr>
-        <w:t>=</w:t>
-      </w:r>
-      <w:r>
-        <w:rPr>
-          <w:rFonts w:ascii="Times New Roman" w:hAnsi="Times New Roman" w:cs="Times New Roman"/>
-        </w:rPr>
-        <w:t xml:space="preserve"> </w:t>
-      </w:r>
-      <w:r>
-        <w:rPr>
-          <w:rFonts w:ascii="Times New Roman" w:hAnsi="Times New Roman" w:cs="Times New Roman"/>
-        </w:rPr>
-        <w:t>A specific period for booking a studio</w:t>
-      </w:r>
-    </w:p>
+        <w:t>– Package Diagram</w:t>
+      </w:r>
+    </w:p>
+    <w:p/>
+    <w:p>
+      <w:pPr>
+        <w:pStyle w:val="InfoBlue"/>
+      </w:pPr>
+      <w:r>
+        <w:rPr>
+          <w:noProof/>
+        </w:rPr>
+        <w:drawing>
+          <wp:inline distT="0" distB="0" distL="0" distR="0" wp14:anchorId="45F1A461" wp14:editId="78CA3CAD">
+            <wp:extent cx="3819525" cy="3343275"/>
+            <wp:effectExtent l="0" t="0" r="9525" b="9525"/>
+            <wp:docPr id="4" name="Picture 4"/>
+            <wp:cNvGraphicFramePr>
+              <a:graphicFrameLocks xmlns:a="http://schemas.openxmlformats.org/drawingml/2006/main" noChangeAspect="1"/>
+            </wp:cNvGraphicFramePr>
+            <a:graphic xmlns:a="http://schemas.openxmlformats.org/drawingml/2006/main">
+              <a:graphicData uri="http://schemas.openxmlformats.org/drawingml/2006/picture">
+                <pic:pic xmlns:pic="http://schemas.openxmlformats.org/drawingml/2006/picture">
+                  <pic:nvPicPr>
+                    <pic:cNvPr id="4" name="Package_Diagram.drawio.png"/>
+                    <pic:cNvPicPr/>
+                  </pic:nvPicPr>
+                  <pic:blipFill>
+                    <a:blip r:embed="rId14">
+                      <a:extLst>
+                        <a:ext uri="{28A0092B-C50C-407E-A947-70E740481C1C}">
+                          <a14:useLocalDpi xmlns:a14="http://schemas.microsoft.com/office/drawing/2010/main" val="0"/>
+                        </a:ext>
+                      </a:extLst>
+                    </a:blip>
+                    <a:stretch>
+                      <a:fillRect/>
+                    </a:stretch>
+                  </pic:blipFill>
+                  <pic:spPr>
+                    <a:xfrm>
+                      <a:off x="0" y="0"/>
+                      <a:ext cx="3819525" cy="3343275"/>
+                    </a:xfrm>
+                    <a:prstGeom prst="rect">
+                      <a:avLst/>
+                    </a:prstGeom>
+                  </pic:spPr>
+                </pic:pic>
+              </a:graphicData>
+            </a:graphic>
+          </wp:inline>
+        </w:drawing>
+      </w:r>
+      <w:bookmarkStart w:id="15" w:name="_Toc193372767"/>
+    </w:p>
+    <w:p>
+      <w:pPr>
+        <w:pStyle w:val="Heading3"/>
+      </w:pPr>
+      <w:r>
+        <w:t>Component and Deployment Diagram</w:t>
+      </w:r>
+      <w:bookmarkEnd w:id="15"/>
+    </w:p>
+    <w:p/>
+    <w:p>
+      <w:pPr>
+        <w:pStyle w:val="Heading3"/>
+      </w:pPr>
+      <w:r>
+        <w:t>Component Diagram:</w:t>
+      </w:r>
+    </w:p>
+    <w:p/>
+    <w:p>
+      <w:r>
+        <w:rPr>
+          <w:noProof/>
+        </w:rPr>
+        <w:lastRenderedPageBreak/>
+        <w:drawing>
+          <wp:anchor distT="0" distB="0" distL="114300" distR="114300" simplePos="0" relativeHeight="251659264" behindDoc="1" locked="0" layoutInCell="1" allowOverlap="1" wp14:anchorId="51C0CE26" wp14:editId="6564B663">
+            <wp:simplePos x="0" y="0"/>
+            <wp:positionH relativeFrom="margin">
+              <wp:posOffset>-121920</wp:posOffset>
+            </wp:positionH>
+            <wp:positionV relativeFrom="paragraph">
+              <wp:posOffset>143510</wp:posOffset>
+            </wp:positionV>
+            <wp:extent cx="3914775" cy="2447925"/>
+            <wp:effectExtent l="0" t="0" r="9525" b="9525"/>
+            <wp:wrapSquare wrapText="bothSides"/>
+            <wp:docPr id="5" name="Picture 5"/>
+            <wp:cNvGraphicFramePr>
+              <a:graphicFrameLocks xmlns:a="http://schemas.openxmlformats.org/drawingml/2006/main" noChangeAspect="1"/>
+            </wp:cNvGraphicFramePr>
+            <a:graphic xmlns:a="http://schemas.openxmlformats.org/drawingml/2006/main">
+              <a:graphicData uri="http://schemas.openxmlformats.org/drawingml/2006/picture">
+                <pic:pic xmlns:pic="http://schemas.openxmlformats.org/drawingml/2006/picture">
+                  <pic:nvPicPr>
+                    <pic:cNvPr id="5" name="Component_Diagram.drawio.png"/>
+                    <pic:cNvPicPr/>
+                  </pic:nvPicPr>
+                  <pic:blipFill>
+                    <a:blip r:embed="rId15">
+                      <a:extLst>
+                        <a:ext uri="{28A0092B-C50C-407E-A947-70E740481C1C}">
+                          <a14:useLocalDpi xmlns:a14="http://schemas.microsoft.com/office/drawing/2010/main" val="0"/>
+                        </a:ext>
+                      </a:extLst>
+                    </a:blip>
+                    <a:stretch>
+                      <a:fillRect/>
+                    </a:stretch>
+                  </pic:blipFill>
+                  <pic:spPr>
+                    <a:xfrm>
+                      <a:off x="0" y="0"/>
+                      <a:ext cx="3914775" cy="2447925"/>
+                    </a:xfrm>
+                    <a:prstGeom prst="rect">
+                      <a:avLst/>
+                    </a:prstGeom>
+                  </pic:spPr>
+                </pic:pic>
+              </a:graphicData>
+            </a:graphic>
+          </wp:anchor>
+        </w:drawing>
+      </w:r>
+    </w:p>
+    <w:p/>
+    <w:p/>
+    <w:p/>
+    <w:p/>
+    <w:p/>
+    <w:p/>
+    <w:p/>
+    <w:p/>
+    <w:p/>
+    <w:p/>
+    <w:p/>
+    <w:p/>
+    <w:p/>
     <w:p>
       <w:pPr>
         <w:pStyle w:val="Heading1"/>
       </w:pPr>
-      <w:bookmarkStart w:id="11" w:name="_Toc193372762"/>
-      <w:r>
-        <w:t>Deliverable 2</w:t>
-      </w:r>
-      <w:bookmarkEnd w:id="11"/>
-    </w:p>
-    <w:p>
-      <w:pPr>
-        <w:pStyle w:val="Heading2"/>
-      </w:pPr>
-      <w:bookmarkStart w:id="12" w:name="_Toc193372763"/>
-      <w:r>
-        <w:t>Domain Model</w:t>
-      </w:r>
-      <w:bookmarkEnd w:id="12"/>
-    </w:p>
-    <w:p>
-      <w:pPr>
-        <w:pStyle w:val="InfoBlue"/>
-      </w:pPr>
-      <w:r>
-        <w:t>[Define the domain model and create the conceptual class diagrams]</w:t>
+      <w:bookmarkStart w:id="16" w:name="_Toc193372768"/>
+    </w:p>
+    <w:p>
+      <w:pPr>
+        <w:pStyle w:val="Heading3"/>
+      </w:pPr>
+      <w:r>
+        <w:rPr>
+          <w:noProof/>
+        </w:rPr>
+        <w:drawing>
+          <wp:anchor distT="0" distB="0" distL="114300" distR="114300" simplePos="0" relativeHeight="251660288" behindDoc="0" locked="0" layoutInCell="1" allowOverlap="1" wp14:anchorId="7F5A9520" wp14:editId="12EA9C36">
+            <wp:simplePos x="0" y="0"/>
+            <wp:positionH relativeFrom="column">
+              <wp:posOffset>2255520</wp:posOffset>
+            </wp:positionH>
+            <wp:positionV relativeFrom="paragraph">
+              <wp:posOffset>27940</wp:posOffset>
+            </wp:positionV>
+            <wp:extent cx="1628775" cy="3876675"/>
+            <wp:effectExtent l="0" t="0" r="9525" b="9525"/>
+            <wp:wrapSquare wrapText="bothSides"/>
+            <wp:docPr id="6" name="Picture 6"/>
+            <wp:cNvGraphicFramePr>
+              <a:graphicFrameLocks xmlns:a="http://schemas.openxmlformats.org/drawingml/2006/main" noChangeAspect="1"/>
+            </wp:cNvGraphicFramePr>
+            <a:graphic xmlns:a="http://schemas.openxmlformats.org/drawingml/2006/main">
+              <a:graphicData uri="http://schemas.openxmlformats.org/drawingml/2006/picture">
+                <pic:pic xmlns:pic="http://schemas.openxmlformats.org/drawingml/2006/picture">
+                  <pic:nvPicPr>
+                    <pic:cNvPr id="6" name="Deployment_Diagram.drawio.png"/>
+                    <pic:cNvPicPr/>
+                  </pic:nvPicPr>
+                  <pic:blipFill>
+                    <a:blip r:embed="rId16">
+                      <a:extLst>
+                        <a:ext uri="{28A0092B-C50C-407E-A947-70E740481C1C}">
+                          <a14:useLocalDpi xmlns:a14="http://schemas.microsoft.com/office/drawing/2010/main" val="0"/>
+                        </a:ext>
+                      </a:extLst>
+                    </a:blip>
+                    <a:stretch>
+                      <a:fillRect/>
+                    </a:stretch>
+                  </pic:blipFill>
+                  <pic:spPr>
+                    <a:xfrm>
+                      <a:off x="0" y="0"/>
+                      <a:ext cx="1628775" cy="3876675"/>
+                    </a:xfrm>
+                    <a:prstGeom prst="rect">
+                      <a:avLst/>
+                    </a:prstGeom>
+                  </pic:spPr>
+                </pic:pic>
+              </a:graphicData>
+            </a:graphic>
+          </wp:anchor>
+        </w:drawing>
+      </w:r>
+      <w:r>
+        <w:t>Deployment Diagram:</w:t>
       </w:r>
     </w:p>
     <w:p/>
     <w:p>
       <w:pPr>
-        <w:pStyle w:val="Heading2"/>
-      </w:pPr>
-      <w:bookmarkStart w:id="13" w:name="_Toc193372764"/>
-      <w:r>
-        <w:t>Architectural Design</w:t>
-      </w:r>
-      <w:bookmarkEnd w:id="13"/>
-    </w:p>
-    <w:p>
-      <w:pPr>
-        <w:pStyle w:val="Heading3"/>
-      </w:pPr>
-      <w:bookmarkStart w:id="14" w:name="_Toc193372765"/>
-      <w:r>
-        <w:t>Conceptual Architecture</w:t>
-      </w:r>
-      <w:bookmarkEnd w:id="14"/>
-    </w:p>
-    <w:p>
-      <w:pPr>
-        <w:pStyle w:val="InfoBlue"/>
-      </w:pPr>
-      <w:r>
-        <w:t>[Define the system’s conceptual architecture; use an architectural style and pattern - highlight its use and motivate your choice.]</w:t>
-      </w:r>
-    </w:p>
-    <w:p>
-      <w:pPr>
-        <w:pStyle w:val="BodyText"/>
-      </w:pPr>
-    </w:p>
-    <w:p>
-      <w:pPr>
-        <w:pStyle w:val="Heading3"/>
-      </w:pPr>
-      <w:bookmarkStart w:id="15" w:name="_Toc193372766"/>
-      <w:r>
-        <w:t>Package Design</w:t>
-      </w:r>
-      <w:bookmarkEnd w:id="15"/>
-      <w:r>
-        <w:t xml:space="preserve"> </w:t>
-      </w:r>
-    </w:p>
-    <w:p>
-      <w:pPr>
-        <w:pStyle w:val="InfoBlue"/>
-      </w:pPr>
-      <w:r>
-        <w:t>[Create a package diagram]</w:t>
-      </w:r>
-    </w:p>
-    <w:p>
-      <w:pPr>
-        <w:pStyle w:val="BodyText"/>
-      </w:pPr>
-    </w:p>
-    <w:p>
-      <w:pPr>
-        <w:pStyle w:val="Heading3"/>
-      </w:pPr>
-      <w:bookmarkStart w:id="16" w:name="_Toc193372767"/>
-      <w:r>
-        <w:t>Component and Deployment Diagram</w:t>
+        <w:pStyle w:val="Heading1"/>
+      </w:pPr>
+    </w:p>
+    <w:p>
+      <w:pPr>
+        <w:pStyle w:val="Heading1"/>
+      </w:pPr>
+    </w:p>
+    <w:p>
+      <w:pPr>
+        <w:pStyle w:val="Heading1"/>
+      </w:pPr>
+      <w:bookmarkStart w:id="17" w:name="_GoBack"/>
+      <w:bookmarkEnd w:id="17"/>
+    </w:p>
+    <w:p>
+      <w:pPr>
+        <w:pStyle w:val="Heading1"/>
+      </w:pPr>
+    </w:p>
+    <w:p>
+      <w:pPr>
+        <w:pStyle w:val="Heading1"/>
+      </w:pPr>
+    </w:p>
+    <w:p>
+      <w:pPr>
+        <w:pStyle w:val="Heading1"/>
+      </w:pPr>
+    </w:p>
+    <w:p>
+      <w:pPr>
+        <w:pStyle w:val="Heading1"/>
+      </w:pPr>
+    </w:p>
+    <w:p>
+      <w:pPr>
+        <w:pStyle w:val="Heading1"/>
+      </w:pPr>
+    </w:p>
+    <w:p>
+      <w:pPr>
+        <w:pStyle w:val="Heading1"/>
+      </w:pPr>
+    </w:p>
+    <w:p>
+      <w:pPr>
+        <w:pStyle w:val="Heading1"/>
+      </w:pPr>
+      <w:r>
+        <w:t>Deliverable 3</w:t>
       </w:r>
       <w:bookmarkEnd w:id="16"/>
-    </w:p>
-    <w:p>
-      <w:pPr>
-        <w:pStyle w:val="InfoBlue"/>
-      </w:pPr>
-      <w:r>
-        <w:t>[Create the component and deployment diagrams.]</w:t>
-      </w:r>
-    </w:p>
-    <w:p/>
-    <w:p>
-      <w:pPr>
-        <w:pStyle w:val="Heading1"/>
-      </w:pPr>
-      <w:bookmarkStart w:id="17" w:name="_Toc193372768"/>
-      <w:r>
-        <w:lastRenderedPageBreak/>
-        <w:t>Deliverable 3</w:t>
-      </w:r>
-      <w:bookmarkEnd w:id="17"/>
     </w:p>
     <w:p>
       <w:pPr>
@@ -4655,9 +5151,9 @@
     </w:p>
     <w:p/>
     <w:sectPr>
-      <w:headerReference w:type="default" r:id="rId13"/>
-      <w:footerReference w:type="even" r:id="rId14"/>
-      <w:footerReference w:type="first" r:id="rId15"/>
+      <w:headerReference w:type="default" r:id="rId17"/>
+      <w:footerReference w:type="even" r:id="rId18"/>
+      <w:footerReference w:type="first" r:id="rId19"/>
       <w:pgSz w:w="11900" w:h="16840"/>
       <w:pgMar w:top="1440" w:right="1440" w:bottom="1440" w:left="1440" w:header="708" w:footer="708" w:gutter="0"/>
       <w:cols w:space="708"/>
@@ -5112,7 +5608,7 @@
   <w:abstractNum w:abstractNumId="2" w15:restartNumberingAfterBreak="0">
     <w:nsid w:val="35C6255C"/>
     <w:multiLevelType w:val="multilevel"/>
-    <w:tmpl w:val="C8064A5E"/>
+    <w:tmpl w:val="4016E16A"/>
     <w:lvl w:ilvl="0">
       <w:start w:val="1"/>
       <w:numFmt w:val="bullet"/>
@@ -5129,20 +5625,16 @@
         <w:sz w:val="20"/>
       </w:rPr>
     </w:lvl>
-    <w:lvl w:ilvl="1" w:tentative="1">
+    <w:lvl w:ilvl="1">
       <w:start w:val="1"/>
-      <w:numFmt w:val="bullet"/>
-      <w:lvlText w:val="o"/>
+      <w:numFmt w:val="decimal"/>
+      <w:lvlText w:val="%2)"/>
       <w:lvlJc w:val="left"/>
       <w:pPr>
-        <w:tabs>
-          <w:tab w:val="num" w:pos="1440"/>
-        </w:tabs>
         <w:ind w:left="1440" w:hanging="360"/>
       </w:pPr>
       <w:rPr>
-        <w:rFonts w:ascii="Courier New" w:hAnsi="Courier New" w:hint="default"/>
-        <w:sz w:val="20"/>
+        <w:rFonts w:hint="default"/>
       </w:rPr>
     </w:lvl>
     <w:lvl w:ilvl="2" w:tentative="1">
@@ -7100,7 +7592,7 @@
 </file>
 
 <file path=customXml/itemProps4.xml><?xml version="1.0" encoding="utf-8"?>
-<ds:datastoreItem xmlns:ds="http://schemas.openxmlformats.org/officeDocument/2006/customXml" ds:itemID="{92F4807A-E0F3-4827-AD5A-BB8EE6741E5E}">
+<ds:datastoreItem xmlns:ds="http://schemas.openxmlformats.org/officeDocument/2006/customXml" ds:itemID="{750DE353-E8C6-43C8-9BB6-BF8B2C30055C}">
   <ds:schemaRefs>
     <ds:schemaRef ds:uri="http://schemas.openxmlformats.org/officeDocument/2006/bibliography"/>
   </ds:schemaRefs>

--- a/Deliverables.docx
+++ b/Deliverables.docx
@@ -3822,10 +3822,10 @@
           <w:noProof/>
         </w:rPr>
         <w:drawing>
-          <wp:inline distT="0" distB="0" distL="0" distR="0" wp14:anchorId="4E03947B" wp14:editId="39945505">
+          <wp:inline distT="0" distB="0" distL="0" distR="0" wp14:anchorId="79C485F6" wp14:editId="51A53C6C">
             <wp:extent cx="5727700" cy="2197100"/>
             <wp:effectExtent l="0" t="0" r="6350" b="0"/>
-            <wp:docPr id="1" name="Picture 1"/>
+            <wp:docPr id="7" name="Picture 7"/>
             <wp:cNvGraphicFramePr>
               <a:graphicFrameLocks xmlns:a="http://schemas.openxmlformats.org/drawingml/2006/main" noChangeAspect="1"/>
             </wp:cNvGraphicFramePr>
@@ -3833,7 +3833,7 @@
               <a:graphicData uri="http://schemas.openxmlformats.org/drawingml/2006/picture">
                 <pic:pic xmlns:pic="http://schemas.openxmlformats.org/drawingml/2006/picture">
                   <pic:nvPicPr>
-                    <pic:cNvPr id="1" name="UseCaseDiagram.drawio (3).png"/>
+                    <pic:cNvPr id="7" name="UseCaseFINAL.png"/>
                     <pic:cNvPicPr/>
                   </pic:nvPicPr>
                   <pic:blipFill>
@@ -4400,19 +4400,7 @@
     </w:p>
     <w:p>
       <w:r>
-        <w:t xml:space="preserve">The domain model captures the main entities of the dance </w:t>
-      </w:r>
-      <w:r>
-        <w:t xml:space="preserve">rental </w:t>
-      </w:r>
-      <w:r>
-        <w:t>platform. A Studio represents a physical location managed by an instructor</w:t>
-      </w:r>
-      <w:r>
-        <w:t>/owner</w:t>
-      </w:r>
-      <w:r>
-        <w:t>. Each studio can have multiple images (gallery) and may offer multiple courses. Users can have different roles (student or instructor), influencing their interaction with the system.</w:t>
+        <w:t>The domain model captures the main entities of the dance rental platform. A Studio represents a physical location managed by an instructor/owner. Each studio can have multiple images (gallery) and may offer multiple courses. Users can have different roles (student or instructor), influencing their interaction with the system.</w:t>
       </w:r>
     </w:p>
     <w:p/>
@@ -4537,10 +4525,7 @@
         <w:pStyle w:val="BodyText"/>
       </w:pPr>
       <w:r>
-        <w:t xml:space="preserve">1)Presentation Layer - </w:t>
-      </w:r>
-      <w:r>
-        <w:t>React (Login,</w:t>
+        <w:t>1)Presentation Layer - React (Login,</w:t>
       </w:r>
       <w:r>
         <w:t xml:space="preserve"> </w:t>
@@ -4562,10 +4547,7 @@
       </w:r>
       <w:proofErr w:type="spellEnd"/>
       <w:r>
-        <w:t>,</w:t>
-      </w:r>
-      <w:r>
-        <w:t xml:space="preserve"> </w:t>
+        <w:t xml:space="preserve">, </w:t>
       </w:r>
       <w:proofErr w:type="spellStart"/>
       <w:r>
@@ -4594,16 +4576,7 @@
         <w:pStyle w:val="BodyText"/>
       </w:pPr>
       <w:r>
-        <w:t>2)</w:t>
-      </w:r>
-      <w:r>
-        <w:t>Business Layer</w:t>
-      </w:r>
-      <w:r>
-        <w:t xml:space="preserve"> - </w:t>
-      </w:r>
-      <w:r>
-        <w:t>Spring Boot Controllers</w:t>
+        <w:t>2)Business Layer - Spring Boot Controllers</w:t>
       </w:r>
     </w:p>
     <w:p>
@@ -4611,16 +4584,7 @@
         <w:pStyle w:val="BodyText"/>
       </w:pPr>
       <w:r>
-        <w:t>3)</w:t>
-      </w:r>
-      <w:r>
-        <w:t>Data Layer</w:t>
-      </w:r>
-      <w:r>
-        <w:t xml:space="preserve"> - </w:t>
-      </w:r>
-      <w:r>
-        <w:t xml:space="preserve">JPA + PostgreSQL </w:t>
+        <w:t xml:space="preserve">3)Data Layer - JPA + PostgreSQL </w:t>
       </w:r>
     </w:p>
     <w:p>
@@ -4942,218 +4906,979 @@
       <w:pPr>
         <w:pStyle w:val="Heading1"/>
       </w:pPr>
-      <w:bookmarkStart w:id="17" w:name="_GoBack"/>
+    </w:p>
+    <w:p>
+      <w:pPr>
+        <w:pStyle w:val="Heading1"/>
+      </w:pPr>
+    </w:p>
+    <w:p>
+      <w:pPr>
+        <w:pStyle w:val="Heading1"/>
+      </w:pPr>
+    </w:p>
+    <w:p>
+      <w:pPr>
+        <w:pStyle w:val="Heading1"/>
+      </w:pPr>
+    </w:p>
+    <w:p>
+      <w:pPr>
+        <w:pStyle w:val="Heading1"/>
+      </w:pPr>
+    </w:p>
+    <w:p>
+      <w:pPr>
+        <w:pStyle w:val="Heading1"/>
+      </w:pPr>
+    </w:p>
+    <w:p>
+      <w:pPr>
+        <w:pStyle w:val="Heading1"/>
+      </w:pPr>
+    </w:p>
+    <w:p>
+      <w:pPr>
+        <w:pStyle w:val="Heading1"/>
+      </w:pPr>
+    </w:p>
+    <w:p>
+      <w:pPr>
+        <w:pStyle w:val="Heading1"/>
+      </w:pPr>
+    </w:p>
+    <w:p>
+      <w:pPr>
+        <w:pStyle w:val="Heading1"/>
+      </w:pPr>
+      <w:r>
+        <w:t>Deliverable 3</w:t>
+      </w:r>
+      <w:bookmarkEnd w:id="16"/>
+    </w:p>
+    <w:p>
+      <w:pPr>
+        <w:pStyle w:val="Heading2"/>
+      </w:pPr>
+      <w:bookmarkStart w:id="17" w:name="_Toc193372769"/>
+      <w:r>
+        <w:t>Design Model</w:t>
+      </w:r>
       <w:bookmarkEnd w:id="17"/>
     </w:p>
     <w:p>
       <w:pPr>
+        <w:pStyle w:val="Heading3"/>
+      </w:pPr>
+      <w:bookmarkStart w:id="18" w:name="_Toc193372770"/>
+      <w:r>
+        <w:t xml:space="preserve">Dynamic </w:t>
+      </w:r>
+      <w:r>
+        <w:t>Behavior</w:t>
+      </w:r>
+      <w:bookmarkEnd w:id="18"/>
+    </w:p>
+    <w:p>
+      <w:pPr>
+        <w:rPr>
+          <w:b/>
+        </w:rPr>
+      </w:pPr>
+      <w:r>
+        <w:rPr>
+          <w:b/>
+        </w:rPr>
+        <w:t>1)Student books a course</w:t>
+      </w:r>
+    </w:p>
+    <w:p>
+      <w:r>
+        <w:lastRenderedPageBreak/>
+        <w:t xml:space="preserve">Student → </w:t>
+      </w:r>
+      <w:proofErr w:type="spellStart"/>
+      <w:r>
+        <w:t>StudentView</w:t>
+      </w:r>
+      <w:proofErr w:type="spellEnd"/>
+      <w:r>
+        <w:t xml:space="preserve"> → </w:t>
+      </w:r>
+      <w:proofErr w:type="spellStart"/>
+      <w:r>
+        <w:t>CourseDetailsModal</w:t>
+      </w:r>
+      <w:proofErr w:type="spellEnd"/>
+      <w:r>
+        <w:t xml:space="preserve"> → </w:t>
+      </w:r>
+      <w:proofErr w:type="spellStart"/>
+      <w:r>
+        <w:t>CourseController</w:t>
+      </w:r>
+      <w:proofErr w:type="spellEnd"/>
+      <w:r>
+        <w:t xml:space="preserve"> → </w:t>
+      </w:r>
+      <w:proofErr w:type="spellStart"/>
+      <w:r>
+        <w:t>CourseRepository</w:t>
+      </w:r>
+      <w:proofErr w:type="spellEnd"/>
+      <w:r>
+        <w:t xml:space="preserve"> → </w:t>
+      </w:r>
+      <w:proofErr w:type="spellStart"/>
+      <w:r>
+        <w:t>AppUserRepository</w:t>
+      </w:r>
+      <w:proofErr w:type="spellEnd"/>
+      <w:r>
+        <w:t xml:space="preserve"> → Database</w:t>
+      </w:r>
+    </w:p>
+    <w:p/>
+    <w:p>
+      <w:r>
+        <w:t>1. Student opens course details.</w:t>
+      </w:r>
+      <w:r>
+        <w:br/>
+        <w:t>2. Student clicks Book Course.</w:t>
+      </w:r>
+      <w:r>
+        <w:br/>
+        <w:t xml:space="preserve">3. </w:t>
+      </w:r>
+      <w:proofErr w:type="spellStart"/>
+      <w:r>
+        <w:t>StudentView</w:t>
+      </w:r>
+      <w:proofErr w:type="spellEnd"/>
+      <w:r>
+        <w:t xml:space="preserve"> checks if the course is already booked.</w:t>
+      </w:r>
+      <w:r>
+        <w:br/>
+        <w:t xml:space="preserve">4. </w:t>
+      </w:r>
+      <w:proofErr w:type="spellStart"/>
+      <w:r>
+        <w:t>StudentView</w:t>
+      </w:r>
+      <w:proofErr w:type="spellEnd"/>
+      <w:r>
+        <w:t xml:space="preserve"> sends POST /</w:t>
+      </w:r>
+      <w:proofErr w:type="spellStart"/>
+      <w:r>
+        <w:t>api</w:t>
+      </w:r>
+      <w:proofErr w:type="spellEnd"/>
+      <w:r>
+        <w:t>/courses/{</w:t>
+      </w:r>
+      <w:proofErr w:type="spellStart"/>
+      <w:r>
+        <w:t>courseId</w:t>
+      </w:r>
+      <w:proofErr w:type="spellEnd"/>
+      <w:r>
+        <w:t>}/book/{</w:t>
+      </w:r>
+      <w:proofErr w:type="spellStart"/>
+      <w:r>
+        <w:t>userId</w:t>
+      </w:r>
+      <w:proofErr w:type="spellEnd"/>
+      <w:r>
+        <w:t>}.</w:t>
+      </w:r>
+      <w:r>
+        <w:br/>
+        <w:t xml:space="preserve">5. </w:t>
+      </w:r>
+      <w:proofErr w:type="spellStart"/>
+      <w:r>
+        <w:t>CourseController</w:t>
+      </w:r>
+      <w:proofErr w:type="spellEnd"/>
+      <w:r>
+        <w:t xml:space="preserve"> finds the course and user.</w:t>
+      </w:r>
+      <w:r>
+        <w:br/>
+        <w:t>6. Controller checks if the course is full.</w:t>
+      </w:r>
+      <w:r>
+        <w:br/>
+        <w:t xml:space="preserve">7. Controller adds the course to the user's </w:t>
+      </w:r>
+      <w:proofErr w:type="spellStart"/>
+      <w:r>
+        <w:t>bookedCourses</w:t>
+      </w:r>
+      <w:proofErr w:type="spellEnd"/>
+      <w:r>
+        <w:t xml:space="preserve"> list.</w:t>
+      </w:r>
+      <w:r>
+        <w:br/>
+        <w:t xml:space="preserve">8. Controller increments </w:t>
+      </w:r>
+      <w:proofErr w:type="spellStart"/>
+      <w:r>
+        <w:t>enrolledPeople</w:t>
+      </w:r>
+      <w:proofErr w:type="spellEnd"/>
+      <w:r>
+        <w:t>.</w:t>
+      </w:r>
+      <w:r>
+        <w:br/>
+        <w:t>9. Updated course is saved.</w:t>
+      </w:r>
+      <w:r>
+        <w:br/>
+        <w:t>10. Frontend updates course cards, course details modal, and student profile.</w:t>
+      </w:r>
+    </w:p>
+    <w:p/>
+    <w:p>
+      <w:pPr>
+        <w:rPr>
+          <w:b/>
+        </w:rPr>
+      </w:pPr>
+      <w:r>
+        <w:rPr>
+          <w:b/>
+        </w:rPr>
+        <w:t>2)Instructor creates a course</w:t>
+      </w:r>
+      <w:r>
+        <w:rPr>
+          <w:b/>
+        </w:rPr>
+        <w:t xml:space="preserve"> </w:t>
+      </w:r>
+    </w:p>
+    <w:p>
+      <w:r>
+        <w:t xml:space="preserve">Instructor → </w:t>
+      </w:r>
+      <w:proofErr w:type="spellStart"/>
+      <w:r>
+        <w:t>InstructorView</w:t>
+      </w:r>
+      <w:proofErr w:type="spellEnd"/>
+      <w:r>
+        <w:t xml:space="preserve"> → </w:t>
+      </w:r>
+      <w:proofErr w:type="spellStart"/>
+      <w:r>
+        <w:t>CreateCourseModal</w:t>
+      </w:r>
+      <w:proofErr w:type="spellEnd"/>
+      <w:r>
+        <w:t xml:space="preserve"> → </w:t>
+      </w:r>
+      <w:proofErr w:type="spellStart"/>
+      <w:r>
+        <w:t>CourseController</w:t>
+      </w:r>
+      <w:proofErr w:type="spellEnd"/>
+      <w:r>
+        <w:t xml:space="preserve"> → </w:t>
+      </w:r>
+      <w:proofErr w:type="spellStart"/>
+      <w:r>
+        <w:t>CourseRepository</w:t>
+      </w:r>
+      <w:proofErr w:type="spellEnd"/>
+      <w:r>
+        <w:t xml:space="preserve"> → Database</w:t>
+      </w:r>
+    </w:p>
+    <w:p/>
+    <w:p>
+      <w:r>
+        <w:t>1. Instructor opens Create Course modal.</w:t>
+      </w:r>
+      <w:r>
+        <w:br/>
+        <w:t>2. Instructor fills course data.</w:t>
+      </w:r>
+      <w:r>
+        <w:br/>
+        <w:t>3. Frontend validates all required fields.</w:t>
+      </w:r>
+      <w:r>
+        <w:br/>
+        <w:t>4. Frontend checks available hours for selected studio/day.</w:t>
+      </w:r>
+      <w:r>
+        <w:br/>
+        <w:t>5. Frontend sends POST /</w:t>
+      </w:r>
+      <w:proofErr w:type="spellStart"/>
+      <w:r>
+        <w:t>api</w:t>
+      </w:r>
+      <w:proofErr w:type="spellEnd"/>
+      <w:r>
+        <w:t>/courses.</w:t>
+      </w:r>
+      <w:r>
+        <w:br/>
+        <w:t xml:space="preserve">6. </w:t>
+      </w:r>
+      <w:proofErr w:type="spellStart"/>
+      <w:r>
+        <w:t>CourseController</w:t>
+      </w:r>
+      <w:proofErr w:type="spellEnd"/>
+      <w:r>
+        <w:t xml:space="preserve"> saves the course.</w:t>
+      </w:r>
+      <w:r>
+        <w:br/>
+        <w:t xml:space="preserve">7. Database stores the course with </w:t>
+      </w:r>
+      <w:proofErr w:type="spellStart"/>
+      <w:r>
+        <w:t>studio_id</w:t>
+      </w:r>
+      <w:proofErr w:type="spellEnd"/>
+      <w:r>
+        <w:t>.</w:t>
+      </w:r>
+      <w:r>
+        <w:br/>
+        <w:t>8. Frontend updates course list immediately.</w:t>
+      </w:r>
+      <w:r>
+        <w:br/>
+        <w:t>9. Course becomes searchable without refresh.</w:t>
+      </w:r>
+    </w:p>
+    <w:p>
+      <w:r>
+        <w:t xml:space="preserve"> </w:t>
+      </w:r>
+    </w:p>
+    <w:p>
+      <w:pPr>
+        <w:pStyle w:val="Heading3"/>
+      </w:pPr>
+      <w:bookmarkStart w:id="19" w:name="_Toc193372771"/>
+      <w:r>
+        <w:t>Class Diagram</w:t>
+      </w:r>
+      <w:bookmarkStart w:id="20" w:name="_GoBack"/>
+      <w:bookmarkEnd w:id="19"/>
+      <w:bookmarkEnd w:id="20"/>
+    </w:p>
+    <w:p>
+      <w:pPr>
+        <w:pStyle w:val="BodyText"/>
+      </w:pPr>
+      <w:r>
+        <w:t>MVC Pattern</w:t>
+      </w:r>
+    </w:p>
+    <w:p>
+      <w:pPr>
+        <w:pStyle w:val="BodyText"/>
+      </w:pPr>
+      <w:r>
+        <w:t>The application follows the MVC architectural pattern. The React components represent the View layer, the Spring Boot controllers represent the Controller layer, and the JPA entities/repositories represent the Model and persistence layer. This separation makes the system easier to maintain because UI logic, business logic, and database logic are not mixed together.</w:t>
+      </w:r>
+    </w:p>
+    <w:p>
+      <w:proofErr w:type="spellStart"/>
+      <w:r>
+        <w:t>GoF</w:t>
+      </w:r>
+      <w:proofErr w:type="spellEnd"/>
+      <w:r>
+        <w:t xml:space="preserve"> Pattern </w:t>
+      </w:r>
+      <w:proofErr w:type="gramStart"/>
+      <w:r>
+        <w:t>used :</w:t>
+      </w:r>
+      <w:proofErr w:type="gramEnd"/>
+      <w:r>
+        <w:t xml:space="preserve"> </w:t>
+      </w:r>
+      <w:r>
+        <w:t xml:space="preserve">Repository pattern </w:t>
+      </w:r>
+    </w:p>
+    <w:p/>
+    <w:p>
+      <w:r>
+        <w:t>Repositories are used to separate database access from controller logic. This improves maintainability and allows controllers to work with high-level operations instead of direct SQL queries.</w:t>
+      </w:r>
+    </w:p>
+    <w:p/>
+    <w:p>
+      <w:r>
+        <w:rPr>
+          <w:noProof/>
+        </w:rPr>
+        <w:lastRenderedPageBreak/>
+        <w:drawing>
+          <wp:inline distT="0" distB="0" distL="0" distR="0" wp14:anchorId="1C87D4FA" wp14:editId="25B90E71">
+            <wp:extent cx="5727700" cy="5504815"/>
+            <wp:effectExtent l="0" t="0" r="6350" b="635"/>
+            <wp:docPr id="11" name="Picture 11"/>
+            <wp:cNvGraphicFramePr>
+              <a:graphicFrameLocks xmlns:a="http://schemas.openxmlformats.org/drawingml/2006/main" noChangeAspect="1"/>
+            </wp:cNvGraphicFramePr>
+            <a:graphic xmlns:a="http://schemas.openxmlformats.org/drawingml/2006/main">
+              <a:graphicData uri="http://schemas.openxmlformats.org/drawingml/2006/picture">
+                <pic:pic xmlns:pic="http://schemas.openxmlformats.org/drawingml/2006/picture">
+                  <pic:nvPicPr>
+                    <pic:cNvPr id="11" name="UMLDiagrampng.png"/>
+                    <pic:cNvPicPr/>
+                  </pic:nvPicPr>
+                  <pic:blipFill>
+                    <a:blip r:embed="rId17">
+                      <a:extLst>
+                        <a:ext uri="{28A0092B-C50C-407E-A947-70E740481C1C}">
+                          <a14:useLocalDpi xmlns:a14="http://schemas.microsoft.com/office/drawing/2010/main" val="0"/>
+                        </a:ext>
+                      </a:extLst>
+                    </a:blip>
+                    <a:stretch>
+                      <a:fillRect/>
+                    </a:stretch>
+                  </pic:blipFill>
+                  <pic:spPr>
+                    <a:xfrm>
+                      <a:off x="0" y="0"/>
+                      <a:ext cx="5727700" cy="5504815"/>
+                    </a:xfrm>
+                    <a:prstGeom prst="rect">
+                      <a:avLst/>
+                    </a:prstGeom>
+                  </pic:spPr>
+                </pic:pic>
+              </a:graphicData>
+            </a:graphic>
+          </wp:inline>
+        </w:drawing>
+      </w:r>
+    </w:p>
+    <w:p>
+      <w:pPr>
+        <w:pStyle w:val="Heading2"/>
+      </w:pPr>
+      <w:bookmarkStart w:id="21" w:name="_Toc193372772"/>
+      <w:r>
+        <w:t>Data Model</w:t>
+      </w:r>
+      <w:bookmarkEnd w:id="21"/>
+    </w:p>
+    <w:p>
+      <w:pPr>
+        <w:pStyle w:val="BodyText"/>
+      </w:pPr>
+      <w:r>
+        <w:rPr>
+          <w:noProof/>
+        </w:rPr>
+        <w:drawing>
+          <wp:inline distT="0" distB="0" distL="0" distR="0" wp14:anchorId="594E1437" wp14:editId="6EE26AFA">
+            <wp:extent cx="5727700" cy="2825115"/>
+            <wp:effectExtent l="0" t="0" r="6350" b="0"/>
+            <wp:docPr id="8" name="Picture 8"/>
+            <wp:cNvGraphicFramePr>
+              <a:graphicFrameLocks xmlns:a="http://schemas.openxmlformats.org/drawingml/2006/main" noChangeAspect="1"/>
+            </wp:cNvGraphicFramePr>
+            <a:graphic xmlns:a="http://schemas.openxmlformats.org/drawingml/2006/main">
+              <a:graphicData uri="http://schemas.openxmlformats.org/drawingml/2006/picture">
+                <pic:pic xmlns:pic="http://schemas.openxmlformats.org/drawingml/2006/picture">
+                  <pic:nvPicPr>
+                    <pic:cNvPr id="8" name="dance_app_data_model.png"/>
+                    <pic:cNvPicPr/>
+                  </pic:nvPicPr>
+                  <pic:blipFill>
+                    <a:blip r:embed="rId18">
+                      <a:extLst>
+                        <a:ext uri="{28A0092B-C50C-407E-A947-70E740481C1C}">
+                          <a14:useLocalDpi xmlns:a14="http://schemas.microsoft.com/office/drawing/2010/main" val="0"/>
+                        </a:ext>
+                      </a:extLst>
+                    </a:blip>
+                    <a:stretch>
+                      <a:fillRect/>
+                    </a:stretch>
+                  </pic:blipFill>
+                  <pic:spPr>
+                    <a:xfrm>
+                      <a:off x="0" y="0"/>
+                      <a:ext cx="5727700" cy="2825115"/>
+                    </a:xfrm>
+                    <a:prstGeom prst="rect">
+                      <a:avLst/>
+                    </a:prstGeom>
+                  </pic:spPr>
+                </pic:pic>
+              </a:graphicData>
+            </a:graphic>
+          </wp:inline>
+        </w:drawing>
+      </w:r>
+    </w:p>
+    <w:p>
+      <w:pPr>
         <w:pStyle w:val="Heading1"/>
       </w:pPr>
+      <w:bookmarkStart w:id="22" w:name="_Toc193372773"/>
+      <w:r>
+        <w:lastRenderedPageBreak/>
+        <w:t>System Testing</w:t>
+      </w:r>
+      <w:bookmarkEnd w:id="22"/>
+    </w:p>
+    <w:p>
+      <w:pPr>
+        <w:pStyle w:val="BodyText"/>
+      </w:pPr>
+      <w:r>
+        <w:t>Manual functional testing was used to verify the main user flows of the application. Each important feature was tested from the frontend and checked against the backend/database. Integration testing was also performed by checking whether React requests correctly communicate with Spring Boot endpoints and whether database data is updated correctly.</w:t>
+      </w:r>
+    </w:p>
+    <w:p>
+      <w:pPr>
+        <w:pStyle w:val="Heading2"/>
+      </w:pPr>
+      <w:r>
+        <w:t>Manual tests:</w:t>
+      </w:r>
+    </w:p>
+    <w:p>
+      <w:pPr>
+        <w:pStyle w:val="BodyText"/>
+      </w:pPr>
+      <w:r>
+        <w:t>Test 1: Login with wrong credentials</w:t>
+      </w:r>
+    </w:p>
+    <w:p>
+      <w:pPr>
+        <w:pStyle w:val="BodyText"/>
+      </w:pPr>
+      <w:r>
+        <w:t>Input: invalid email/password</w:t>
+      </w:r>
+    </w:p>
+    <w:p>
+      <w:pPr>
+        <w:pStyle w:val="BodyText"/>
+      </w:pPr>
+      <w:r>
+        <w:t>Expected result: error modal appears and user stays on login page.</w:t>
+      </w:r>
+    </w:p>
+    <w:p>
+      <w:pPr>
+        <w:pStyle w:val="BodyText"/>
+      </w:pPr>
+    </w:p>
+    <w:p>
+      <w:pPr>
+        <w:pStyle w:val="BodyText"/>
+      </w:pPr>
+      <w:r>
+        <w:t>Test 2: Student books available course</w:t>
+      </w:r>
+    </w:p>
+    <w:p>
+      <w:pPr>
+        <w:pStyle w:val="BodyText"/>
+      </w:pPr>
+      <w:r>
+        <w:t>Input: student clicks Book Course</w:t>
+      </w:r>
+    </w:p>
+    <w:p>
+      <w:pPr>
+        <w:pStyle w:val="BodyText"/>
+      </w:pPr>
+      <w:r>
+        <w:t xml:space="preserve">Expected result: </w:t>
+      </w:r>
+      <w:proofErr w:type="spellStart"/>
+      <w:r>
+        <w:t>enrolledPeople</w:t>
+      </w:r>
+      <w:proofErr w:type="spellEnd"/>
+      <w:r>
+        <w:t xml:space="preserve"> increases, course appears in student profile, database booking row is created.</w:t>
+      </w:r>
+    </w:p>
+    <w:p>
+      <w:pPr>
+        <w:pStyle w:val="BodyText"/>
+      </w:pPr>
+    </w:p>
+    <w:p>
+      <w:pPr>
+        <w:pStyle w:val="BodyText"/>
+      </w:pPr>
+      <w:r>
+        <w:t>Test 3: Student books same course twice</w:t>
+      </w:r>
+    </w:p>
+    <w:p>
+      <w:pPr>
+        <w:pStyle w:val="BodyText"/>
+      </w:pPr>
+      <w:r>
+        <w:t>Input: book already-booked course</w:t>
+      </w:r>
+    </w:p>
+    <w:p>
+      <w:pPr>
+        <w:pStyle w:val="BodyText"/>
+      </w:pPr>
+      <w:r>
+        <w:t xml:space="preserve">Expected result: error modal appears, </w:t>
+      </w:r>
+      <w:proofErr w:type="spellStart"/>
+      <w:r>
+        <w:t>enrolledPeople</w:t>
+      </w:r>
+      <w:proofErr w:type="spellEnd"/>
+      <w:r>
+        <w:t xml:space="preserve"> does not increase.</w:t>
+      </w:r>
+    </w:p>
+    <w:p>
+      <w:pPr>
+        <w:pStyle w:val="BodyText"/>
+      </w:pPr>
+    </w:p>
+    <w:p>
+      <w:pPr>
+        <w:pStyle w:val="BodyText"/>
+      </w:pPr>
+      <w:r>
+        <w:t>Test 4: Instructor creates course</w:t>
+      </w:r>
+    </w:p>
+    <w:p>
+      <w:pPr>
+        <w:pStyle w:val="BodyText"/>
+      </w:pPr>
+      <w:r>
+        <w:t>Input: valid course data</w:t>
+      </w:r>
+    </w:p>
+    <w:p>
+      <w:pPr>
+        <w:pStyle w:val="BodyText"/>
+      </w:pPr>
+      <w:r>
+        <w:t>Expected result: course appears in database, search results, and studio schedule.</w:t>
+      </w:r>
+    </w:p>
+    <w:p>
+      <w:pPr>
+        <w:pStyle w:val="BodyText"/>
+      </w:pPr>
+    </w:p>
+    <w:p>
+      <w:pPr>
+        <w:pStyle w:val="BodyText"/>
+      </w:pPr>
+      <w:r>
+        <w:t>Test 5: Create course in occupied time slot</w:t>
+      </w:r>
+    </w:p>
+    <w:p>
+      <w:pPr>
+        <w:pStyle w:val="BodyText"/>
+      </w:pPr>
+      <w:r>
+        <w:t>Input: same studio, same day, same hour</w:t>
+      </w:r>
+    </w:p>
+    <w:p>
+      <w:pPr>
+        <w:pStyle w:val="BodyText"/>
+      </w:pPr>
+      <w:r>
+        <w:t>Expected result: hour is not available in dropdown.</w:t>
+      </w:r>
+    </w:p>
+    <w:p>
+      <w:pPr>
+        <w:pStyle w:val="BodyText"/>
+      </w:pPr>
+    </w:p>
+    <w:p>
+      <w:pPr>
+        <w:pStyle w:val="BodyText"/>
+      </w:pPr>
+      <w:r>
+        <w:t>Test 6: Update profile picture</w:t>
+      </w:r>
+    </w:p>
+    <w:p>
+      <w:pPr>
+        <w:pStyle w:val="BodyText"/>
+      </w:pPr>
+      <w:r>
+        <w:t>Input: upload new image</w:t>
+      </w:r>
+    </w:p>
+    <w:p>
+      <w:pPr>
+        <w:pStyle w:val="BodyText"/>
+      </w:pPr>
+      <w:r>
+        <w:t>Expected result: image is saved, database path changes, image appears in profile without refresh.</w:t>
+      </w:r>
+    </w:p>
+    <w:p>
+      <w:r>
+        <w:t>Booking integration test:</w:t>
+      </w:r>
+    </w:p>
+    <w:p>
+      <w:r>
+        <w:t>The frontend sends POST /</w:t>
+      </w:r>
+      <w:proofErr w:type="spellStart"/>
+      <w:r>
+        <w:t>api</w:t>
+      </w:r>
+      <w:proofErr w:type="spellEnd"/>
+      <w:r>
+        <w:t>/courses/{</w:t>
+      </w:r>
+      <w:proofErr w:type="spellStart"/>
+      <w:r>
+        <w:t>courseId</w:t>
+      </w:r>
+      <w:proofErr w:type="spellEnd"/>
+      <w:r>
+        <w:t>}/book/{</w:t>
+      </w:r>
+      <w:proofErr w:type="spellStart"/>
+      <w:r>
+        <w:t>userId</w:t>
+      </w:r>
+      <w:proofErr w:type="spellEnd"/>
+      <w:r>
+        <w:t xml:space="preserve">}. The backend checks course capacity, updates </w:t>
+      </w:r>
+      <w:proofErr w:type="spellStart"/>
+      <w:r>
+        <w:t>enrolledPeople</w:t>
+      </w:r>
+      <w:proofErr w:type="spellEnd"/>
+      <w:r>
+        <w:t xml:space="preserve">, adds the course to the user's </w:t>
+      </w:r>
+      <w:proofErr w:type="spellStart"/>
+      <w:r>
+        <w:t>bookedCourses</w:t>
+      </w:r>
+      <w:proofErr w:type="spellEnd"/>
+      <w:r>
+        <w:t xml:space="preserve"> list, saves the changes, and returns the updated course. The frontend then updates the course details modal, course cards, and student profile.</w:t>
+      </w:r>
     </w:p>
     <w:p>
       <w:pPr>
         <w:pStyle w:val="Heading1"/>
       </w:pPr>
+      <w:bookmarkStart w:id="23" w:name="_Toc193372774"/>
+      <w:r>
+        <w:lastRenderedPageBreak/>
+        <w:t>Future Improvements</w:t>
+      </w:r>
+      <w:bookmarkEnd w:id="23"/>
+    </w:p>
+    <w:p>
+      <w:r>
+        <w:t>Features that would greatly improve the application includes the ability to:</w:t>
+      </w:r>
+    </w:p>
+    <w:p>
+      <w:r>
+        <w:t>- Add online payments for course bookings.</w:t>
+      </w:r>
+      <w:r>
+        <w:br/>
+        <w:t>- Add course cancellation functionality.</w:t>
+      </w:r>
+      <w:r>
+        <w:br/>
+        <w:t>- Add ratings and reviews for studios and courses.</w:t>
+      </w:r>
+      <w:r>
+        <w:br/>
+        <w:t>- Add instructor statistics dashboard.</w:t>
+      </w:r>
+      <w:r>
+        <w:br/>
+        <w:t>- Add advanced filters by style, price, day, and studio.</w:t>
+      </w:r>
+    </w:p>
+    <w:p>
+      <w:r>
+        <w:t>-Allow courses to be multiple hour modules</w:t>
+      </w:r>
+    </w:p>
+    <w:p>
+      <w:r>
+        <w:t xml:space="preserve">-Allow for a custom schedule </w:t>
+      </w:r>
+      <w:proofErr w:type="gramStart"/>
+      <w:r>
+        <w:t>( days</w:t>
+      </w:r>
+      <w:proofErr w:type="gramEnd"/>
+      <w:r>
+        <w:t>, hours )</w:t>
+      </w:r>
+    </w:p>
+    <w:p>
+      <w:r>
+        <w:t>-Add pictures to the course details modal</w:t>
+      </w:r>
+      <w:r>
+        <w:br/>
+      </w:r>
+      <w:r>
+        <w:br/>
+      </w:r>
     </w:p>
     <w:p>
       <w:pPr>
         <w:pStyle w:val="Heading1"/>
       </w:pPr>
+      <w:bookmarkStart w:id="24" w:name="_Toc193372775"/>
+      <w:r>
+        <w:t>Conclusion</w:t>
+      </w:r>
+      <w:bookmarkEnd w:id="24"/>
+    </w:p>
+    <w:p>
+      <w:r>
+        <w:t>The system provides a complete dance studio and course booking platform with separate interfaces for students and instructors. Instructors can create studios and courses, while students can search, v</w:t>
+      </w:r>
+      <w:r>
+        <w:t>iew, and book available courses</w:t>
+      </w:r>
+      <w:r>
+        <w:t>. The design separates responsibilities between UI components, controllers, repositories, and entities, making the system easier to extend and maintain. Future improvements can further enhance usab</w:t>
+      </w:r>
+      <w:r>
+        <w:t xml:space="preserve">ility </w:t>
+      </w:r>
+      <w:r>
+        <w:t>and business functionality.</w:t>
+      </w:r>
     </w:p>
     <w:p>
       <w:pPr>
         <w:pStyle w:val="Heading1"/>
       </w:pPr>
-    </w:p>
-    <w:p>
-      <w:pPr>
-        <w:pStyle w:val="Heading1"/>
-      </w:pPr>
-    </w:p>
-    <w:p>
-      <w:pPr>
-        <w:pStyle w:val="Heading1"/>
-      </w:pPr>
-    </w:p>
-    <w:p>
-      <w:pPr>
-        <w:pStyle w:val="Heading1"/>
-      </w:pPr>
-      <w:r>
-        <w:t>Deliverable 3</w:t>
-      </w:r>
-      <w:bookmarkEnd w:id="16"/>
-    </w:p>
-    <w:p>
-      <w:pPr>
-        <w:pStyle w:val="Heading2"/>
-      </w:pPr>
-      <w:bookmarkStart w:id="18" w:name="_Toc193372769"/>
-      <w:r>
-        <w:t>Design Model</w:t>
-      </w:r>
-      <w:bookmarkEnd w:id="18"/>
-    </w:p>
-    <w:p>
-      <w:pPr>
-        <w:pStyle w:val="Heading3"/>
-      </w:pPr>
-      <w:bookmarkStart w:id="19" w:name="_Toc193372770"/>
-      <w:r>
-        <w:t xml:space="preserve">Dynamic </w:t>
-      </w:r>
-      <w:r>
-        <w:t>Behavior</w:t>
-      </w:r>
-      <w:bookmarkEnd w:id="19"/>
-    </w:p>
-    <w:p>
-      <w:pPr>
-        <w:pStyle w:val="InfoBlue"/>
-        <w:rPr>
-          <w:i w:val="0"/>
-        </w:rPr>
-      </w:pPr>
-      <w:r>
-        <w:t>[Create the interaction diagrams (</w:t>
-      </w:r>
-      <w:r>
-        <w:t>2</w:t>
-      </w:r>
-      <w:r>
-        <w:t xml:space="preserve"> sequence) for 2 relevant scenarios]</w:t>
-      </w:r>
+      <w:bookmarkStart w:id="25" w:name="_Toc193372776"/>
+      <w:r>
+        <w:t>Bibliography</w:t>
+      </w:r>
+      <w:bookmarkEnd w:id="25"/>
+    </w:p>
+    <w:p>
+      <w:r>
+        <w:t xml:space="preserve">1. </w:t>
+      </w:r>
+      <w:hyperlink r:id="rId19" w:history="1">
+        <w:r>
+          <w:rPr>
+            <w:rStyle w:val="Hyperlink"/>
+          </w:rPr>
+          <w:t>https://contabo.com/blog/wiki/react/?utm_source=google&amp;utm_medium=cpc&amp;utm_campaign=brand-pmax-global&amp;utm_term=&amp;utm_content=&amp;gad_source=1&amp;gad_campaignid=23281341830&amp;gbraid=0AAAAAD_Qy-fYpR1hBY9zhFXdVCcQY4jTX&amp;gclid=CjwKCAjwt7XQBhBkEiwAtStppwtmc1LeHPAp_N-VIN1-89-YD4ipQdQpZZISoWsIseMD1UPvoW9XQxoCcqgQAvD_BwE</w:t>
+        </w:r>
+      </w:hyperlink>
+    </w:p>
+    <w:p>
+      <w:r>
+        <w:t xml:space="preserve">2. </w:t>
+      </w:r>
+      <w:hyperlink r:id="rId20" w:history="1">
+        <w:r>
+          <w:rPr>
+            <w:rStyle w:val="Hyperlink"/>
+          </w:rPr>
+          <w:t>https://spring.io/guides/gs/spring-boot</w:t>
+        </w:r>
+      </w:hyperlink>
+    </w:p>
+    <w:p>
+      <w:r>
+        <w:t>3.</w:t>
+      </w:r>
+      <w:r>
+        <w:t xml:space="preserve"> </w:t>
+      </w:r>
+      <w:hyperlink r:id="rId21" w:history="1">
+        <w:r>
+          <w:rPr>
+            <w:rStyle w:val="Hyperlink"/>
+          </w:rPr>
+          <w:t>https://www.geeksforgeeks.org/system-design/mvc-design-pattern/</w:t>
+        </w:r>
+      </w:hyperlink>
+    </w:p>
+    <w:p>
+      <w:r>
+        <w:t>4.</w:t>
+      </w:r>
+      <w:r>
+        <w:t xml:space="preserve"> </w:t>
+      </w:r>
+      <w:hyperlink r:id="rId22" w:history="1">
+        <w:r>
+          <w:rPr>
+            <w:rStyle w:val="Hyperlink"/>
+          </w:rPr>
+          <w:t>https://www.figma.com/resource-library/color-combinations/</w:t>
+        </w:r>
+      </w:hyperlink>
+      <w:r>
+        <w:t xml:space="preserve"> - used </w:t>
+      </w:r>
+      <w:proofErr w:type="spellStart"/>
+      <w:r>
+        <w:t>Chilli</w:t>
+      </w:r>
+      <w:proofErr w:type="spellEnd"/>
+      <w:r>
+        <w:t xml:space="preserve"> Spice </w:t>
+      </w:r>
+      <w:proofErr w:type="spellStart"/>
+      <w:r>
+        <w:t>pallete</w:t>
+      </w:r>
+      <w:proofErr w:type="spellEnd"/>
     </w:p>
     <w:p/>
-    <w:p>
-      <w:pPr>
-        <w:pStyle w:val="Heading3"/>
-      </w:pPr>
-      <w:bookmarkStart w:id="20" w:name="_Toc193372771"/>
-      <w:r>
-        <w:t>Class Diagram</w:t>
-      </w:r>
-      <w:bookmarkEnd w:id="20"/>
-    </w:p>
-    <w:p>
-      <w:pPr>
-        <w:pStyle w:val="InfoBlue"/>
-        <w:rPr>
-          <w:i w:val="0"/>
-        </w:rPr>
-      </w:pPr>
-      <w:r>
-        <w:t xml:space="preserve">[Create the UML class diagram; apply </w:t>
-      </w:r>
-      <w:proofErr w:type="spellStart"/>
-      <w:r>
-        <w:t>GoF</w:t>
-      </w:r>
-      <w:proofErr w:type="spellEnd"/>
-      <w:r>
-        <w:t xml:space="preserve"> patterns and motivate your choice]</w:t>
-      </w:r>
-    </w:p>
-    <w:p/>
-    <w:p>
-      <w:pPr>
-        <w:pStyle w:val="Heading2"/>
-      </w:pPr>
-      <w:bookmarkStart w:id="21" w:name="_Toc193372772"/>
-      <w:r>
-        <w:t>Data Model</w:t>
-      </w:r>
-      <w:bookmarkEnd w:id="21"/>
-    </w:p>
-    <w:p>
-      <w:pPr>
-        <w:pStyle w:val="InfoBlue"/>
-      </w:pPr>
-      <w:r>
-        <w:t>[Create the data model for the system.]</w:t>
-      </w:r>
-    </w:p>
-    <w:p>
-      <w:pPr>
-        <w:pStyle w:val="BodyText"/>
-      </w:pPr>
-    </w:p>
-    <w:p>
-      <w:pPr>
-        <w:pStyle w:val="Heading1"/>
-      </w:pPr>
-      <w:bookmarkStart w:id="22" w:name="_Toc193372773"/>
-      <w:r>
-        <w:t>System Testing</w:t>
-      </w:r>
-      <w:bookmarkEnd w:id="22"/>
-    </w:p>
-    <w:p>
-      <w:pPr>
-        <w:pStyle w:val="InfoBlue"/>
-      </w:pPr>
-      <w:r>
-        <w:t>[</w:t>
-      </w:r>
-      <w:r>
-        <w:t>Describe the testing methides and some test cases</w:t>
-      </w:r>
-      <w:r>
-        <w:t>.]</w:t>
-      </w:r>
-    </w:p>
-    <w:p/>
-    <w:p>
-      <w:pPr>
-        <w:pStyle w:val="Heading1"/>
-      </w:pPr>
-      <w:bookmarkStart w:id="23" w:name="_Toc193372774"/>
-      <w:r>
-        <w:t>Future Improvements</w:t>
-      </w:r>
-      <w:bookmarkEnd w:id="23"/>
-    </w:p>
-    <w:p>
-      <w:pPr>
-        <w:pStyle w:val="InfoBlue"/>
-      </w:pPr>
-      <w:r>
-        <w:t>[</w:t>
-      </w:r>
-      <w:r>
-        <w:t>Present some features that apply to the application scope.</w:t>
-      </w:r>
-      <w:r>
-        <w:t>]</w:t>
-      </w:r>
-    </w:p>
-    <w:p/>
-    <w:p>
-      <w:pPr>
-        <w:pStyle w:val="Heading1"/>
-      </w:pPr>
-      <w:bookmarkStart w:id="24" w:name="_Toc193372775"/>
-      <w:r>
-        <w:t>Conclusion</w:t>
-      </w:r>
-      <w:bookmarkEnd w:id="24"/>
-    </w:p>
-    <w:p/>
-    <w:p>
-      <w:pPr>
-        <w:pStyle w:val="Heading1"/>
-      </w:pPr>
-      <w:bookmarkStart w:id="25" w:name="_Toc193372776"/>
-      <w:r>
-        <w:t>Bibliography</w:t>
-      </w:r>
-      <w:bookmarkEnd w:id="25"/>
-    </w:p>
     <w:p/>
     <w:sectPr>
-      <w:headerReference w:type="default" r:id="rId17"/>
-      <w:footerReference w:type="even" r:id="rId18"/>
-      <w:footerReference w:type="first" r:id="rId19"/>
+      <w:headerReference w:type="default" r:id="rId23"/>
+      <w:footerReference w:type="even" r:id="rId24"/>
+      <w:footerReference w:type="first" r:id="rId25"/>
       <w:pgSz w:w="11900" w:h="16840"/>
       <w:pgMar w:top="1440" w:right="1440" w:bottom="1440" w:left="1440" w:header="708" w:footer="708" w:gutter="0"/>
       <w:cols w:space="708"/>
@@ -7101,6 +7826,17 @@
     <w:basedOn w:val="DefaultParagraphFont"/>
     <w:rsid w:val="00CD1AB9"/>
   </w:style>
+  <w:style w:type="paragraph" w:styleId="ListParagraph">
+    <w:name w:val="List Paragraph"/>
+    <w:basedOn w:val="Normal"/>
+    <w:uiPriority w:val="34"/>
+    <w:qFormat/>
+    <w:rsid w:val="00B74820"/>
+    <w:pPr>
+      <w:ind w:left="720"/>
+      <w:contextualSpacing/>
+    </w:pPr>
+  </w:style>
 </w:styles>
 </file>
 
@@ -7592,7 +8328,7 @@
 </file>
 
 <file path=customXml/itemProps4.xml><?xml version="1.0" encoding="utf-8"?>
-<ds:datastoreItem xmlns:ds="http://schemas.openxmlformats.org/officeDocument/2006/customXml" ds:itemID="{750DE353-E8C6-43C8-9BB6-BF8B2C30055C}">
+<ds:datastoreItem xmlns:ds="http://schemas.openxmlformats.org/officeDocument/2006/customXml" ds:itemID="{6FC1B436-7D06-4D25-A4D8-548E9BA0C558}">
   <ds:schemaRefs>
     <ds:schemaRef ds:uri="http://schemas.openxmlformats.org/officeDocument/2006/bibliography"/>
   </ds:schemaRefs>
